--- a/AntiGubrnator/03. Запрос Сената о проверке конституционности Указа № 81.docx
+++ b/AntiGubrnator/03. Запрос Сената о проверке конституционности Указа № 81.docx
@@ -231,7 +231,7 @@
           <w:i w:val="0"/>
           <w:sz w:val="24"/>
         </w:rPr>
-        <w:t>Проверке подлежит конституционность Указа в связи с отклонением им закона, принятого Сенатом под обозначением ACT. 244 «О внесении технического исправления в Закон "О чрезвычайном и военном положении штата Сан-Андреас"».</w:t>
+        <w:t>Проверке подлежит конституционность Указа в связи с отклонением им законопроекта «О внесении изменений в Процессуальный кодекс штата Сан-Андреас» (ACT. 244), дополняющего часть 1 статьи 18 Процессуального кодекса пунктом «ж.1» о сотруднике подразделения внутренних расследований (IAD) как субъекте задержания. Законопроект принят Сенатом при результате голосования 10 «за», 3 «против», 1 «воздержался».</w:t>
       </w:r>
     </w:p>
     <w:p>
@@ -278,7 +278,7 @@
           <w:i w:val="0"/>
           <w:sz w:val="24"/>
         </w:rPr>
-        <w:t>3.2. Указ обладает признаками нормативности: он общеобязателен, распространяется на неопределённый круг лиц (все субъекты, к которым применяется Закон «О чрезвычайном и военном положении»), подлежит официальному опубликованию и блокирует вступление в силу акта, регулирующего общественные отношения, — то есть изменяет правовое регулирование, а не разрешает частный случай.</w:t>
+        <w:t>3.2. Указ обладает признаками нормативности: он общеобязателен, распространяется на неопределённый круг лиц (все субъекты, к которым применяется Процессуальный кодекс), подлежит официальному опубликованию и блокирует вступление в силу акта, регулирующего общественные отношения, — то есть изменяет правовое регулирование, а не разрешает частный случай.</w:t>
       </w:r>
     </w:p>
     <w:p>
@@ -328,7 +328,7 @@
           <w:i w:val="0"/>
           <w:sz w:val="24"/>
         </w:rPr>
-        <w:t xml:space="preserve"> Если Верховный Суд придёт к выводу, что Указ не является нормативным правовым актом, Заявитель просит рассмотреть настоящий запрос как обращение о разрешении вопроса о соответствии Конституции штата Сан-Андреас акта Губернатора (п. «б» ч. 5 ст. 39) и о приостановлении или отмене положений акта, обладающего меньшей юридической силой, чем закон (п. «г» ч. 5 ст. 39). Отказ в принятии по мотиву «неподведомственности» в таком случае был бы отказом от проверки акта высшего должностного лица штата, блокирующего закон, что противоречит ч. 1 ст. 39 (контроль за соответствием Конституции законов и других нормативных правовых актов) и ст. 52 ч. 2 Конституции (Верховный Суд — регулятор в спорах по законодательству).</w:t>
+        <w:t xml:space="preserve"> Если Верховный Суд придёт к выводу, что Указ не является нормативным правовым актом, Заявитель просит рассмотреть настоящий запрос как обращение о разрешении вопроса о соответствии Конституции штата Сан-Андреас акта Губернатора (п. «б» ч. 5 ст. 39) и о приостановлении или отмене положений акта, обладающего меньшей юридической силой, чем закон (п. «г» ч. 5 ст. 39). Отказ в принятии по мотиву «неподведомственности» в таком случае был бы отказом от проверки акта высшего должностного лица штата, блокирующего закон, что противоречит ч. 1 ст. 39 и ст. 52 ч. 2 Конституции (Верховный Суд — регулятор в спорах по законодательству).</w:t>
       </w:r>
     </w:p>
     <w:p>
@@ -408,7 +408,7 @@
           <w:i w:val="0"/>
           <w:sz w:val="24"/>
         </w:rPr>
-        <w:t>Требование мотивированности — конституционная гарантия, а не элемент делопроизводства. Её назначение: (а) обеспечить Сенату и обществу понимание причин отклонения закона, принятого большинством; (б) сделать возможной проверку решения; (в) исключить блокирование законотворчества немотивированным актом. Немотивированное вето сводит ч. 4 ст. 80 (преодоление вето) к формальности: Сенат не может ни устранить замечания, ни оценить их обоснованность.</w:t>
+        <w:t>Требование мотивированности — конституционная гарантия, а не элемент делопроизводства. Её назначение: (а) обеспечить Сенату и обществу понимание причин отклонения закона, принятого большинством; (б) сделать возможной проверку решения; (в) исключить блокирование законотворчества немотивированным актом.</w:t>
       </w:r>
     </w:p>
     <w:p>
@@ -424,7 +424,23 @@
           <w:i w:val="0"/>
           <w:sz w:val="24"/>
         </w:rPr>
-        <w:t>Указ № 81 не содержит ни одного из элементов мотивированного обоснования: не названо конкретное положение закона; не названо конкретное право, свобода или законный интерес и способ их нарушения; не описано содержание правовой неопределённости, пробела или коллизии и не указана норма, с которой возникает противоречие. Приведённый перечень категорий применим к любому закону и потому не мотивирует отклонение ни одного конкретного закона.</w:t>
+        <w:t>Указ № 81 не содержит ни одного из элементов мотивированного обоснования: не названо конкретное положение законопроекта; не названо конкретное право, свобода или законный интерес и способ их нарушения; не описано содержание правовой неопределённости, пробела или коллизии и не указана норма, с которой возникает противоречие. Приведённый перечень категорий применим к любому закону и потому не мотивирует отклонение ни одного конкретного.</w:t>
+      </w:r>
+    </w:p>
+    <w:p>
+      <w:pPr>
+        <w:spacing w:before="0" w:after="120" w:line="276" w:lineRule="auto"/>
+        <w:ind w:firstLine="709"/>
+        <w:jc w:val="both"/>
+      </w:pPr>
+      <w:r>
+        <w:rPr>
+          <w:rFonts w:ascii="Times New Roman" w:hAnsi="Times New Roman" w:cs="Times New Roman" w:eastAsia="Times New Roman"/>
+          <w:b w:val="0"/>
+          <w:i w:val="0"/>
+          <w:sz w:val="24"/>
+        </w:rPr>
+        <w:t>Отдельно: отсутствие мотивировки лишает Сенат возможности устранить замечания — их нет в тексте. Тем самым конституционная процедура повторного рассмотрения (ч. 4 ст. 80) превращается в формальность.</w:t>
       </w:r>
     </w:p>
     <w:p>
@@ -464,7 +480,7 @@
           <w:i w:val="0"/>
           <w:sz w:val="24"/>
         </w:rPr>
-        <w:t>4.2. Нарушение ч. 4 ст. 80, ст. 19 ч. 1 и ст. 20 ч. 1 Конституции: вето обращено в абсолютное</w:t>
+        <w:t>4.2. Нарушение ч. 1 ст. 83: указано основание, не предоставляющее права отклонения</w:t>
       </w:r>
     </w:p>
     <w:p>
@@ -480,7 +496,7 @@
           <w:i w:val="0"/>
           <w:sz w:val="24"/>
         </w:rPr>
-        <w:t xml:space="preserve">Ч. 4 ст. 80 Конституции устанавливает, что при повторном одобрении закона не менее чем двумя третями действующих сенаторов закон «подлежит подписанию Губернатором в течение двух дней и обнародованию». Права повторного отклонения норма не предусматривает. Следовательно, вето по Конституции — </w:t>
+        <w:t xml:space="preserve">Указ ссылается на ч. 4 ст. 80 Конституции. Эта норма регулирует повторное рассмотрение закона Сенатом и обязанность Губернатора </w:t>
       </w:r>
       <w:r>
         <w:rPr>
@@ -489,7 +505,7 @@
           <w:i w:val="0"/>
           <w:sz w:val="24"/>
         </w:rPr>
-        <w:t>отлагательное</w:t>
+        <w:t>подписать</w:t>
       </w:r>
       <w:r>
         <w:rPr>
@@ -498,7 +514,7 @@
           <w:i w:val="0"/>
           <w:sz w:val="24"/>
         </w:rPr>
-        <w:t>: оно возвращает закон в Сенат, но не решает его судьбу.</w:t>
+        <w:t xml:space="preserve"> закон в течение двух дней при преодолении вето. Права отклонения она не содержит; такое право установлено ч. 1 ст. 83.</w:t>
       </w:r>
     </w:p>
     <w:p>
@@ -514,7 +530,7 @@
           <w:i w:val="0"/>
           <w:sz w:val="24"/>
         </w:rPr>
-        <w:t>Указ № 81 озаглавлен «Об отклонении закона» и не содержит указания на возврат закона в Сенат для повторного рассмотрения. Тем самым Указ описывает вето как окончательное отклонение закона, то есть присваивает решение, которое Конституция относит к компетенции Сената (ч. 1 ст. 80 — законы принимаются Сенатом). Это противоречит принципу разделения властей (ст. 19 ч. 1) и самостоятельности органов законодательной и исполнительной власти (ст. 20 ч. 1).</w:t>
+        <w:t>Ссылка на норму, обязывающую подписать закон, означает, что полномочие, на котором основано решение, не названо. Это противоречит ч. 1 ст. 83 (право отклонения реализуется с обязательным мотивированным обоснованием) и ст. 3 ч. 3 КЗ «О нормативных правовых актах» (акт принимается в пределах компетенции, установленной Конституцией).</w:t>
       </w:r>
     </w:p>
     <w:p>
@@ -539,7 +555,7 @@
           <w:i w:val="0"/>
           <w:sz w:val="24"/>
         </w:rPr>
-        <w:t xml:space="preserve"> Указ не соответствует ч. 4 ст. 80, ст. 19 ч. 1, ст. 20 ч. 1 Конституции.</w:t>
+        <w:t xml:space="preserve"> Указ не соответствует ч. 1 ст. 83 Конституции и ст. 3 ч. 3 КЗ «О нормативных правовых актах».</w:t>
       </w:r>
     </w:p>
     <w:p>
@@ -554,7 +570,7 @@
           <w:i w:val="0"/>
           <w:sz w:val="24"/>
         </w:rPr>
-        <w:t>4.3. Нарушение ст. 76 ч. 3 и ст. 74 ч. 2 Конституции: акт меньшей юридической силы блокирует закон</w:t>
+        <w:t>4.3. Нарушение ч. 3 ст. 80 и Поправки 8: вето в обход предварительного одобрения Федерального Суда</w:t>
       </w:r>
     </w:p>
     <w:p>
@@ -570,7 +586,25 @@
           <w:i w:val="0"/>
           <w:sz w:val="24"/>
         </w:rPr>
-        <w:t>Ст. 76 ч. 3: «Законы имеют юридическую силу выше, чем подзаконные акты. Если положения подзаконного акта противоречит положениям каких-либо законов, то такой подзаконный акт не должен выполняться и должен быть отменен». Ст. 74 ч. 2: при противоречии закона и акта меньшей силы действует акт высшей силы; неконституционные законы рассматривает и приостанавливает Верховный Суд.</w:t>
+        <w:t xml:space="preserve">Поправка 8, ч. 2: поправки в Процессуальный кодекс «считаются принятыми и вступают в силу только после подписания и обнародования Губернатором… при условии их предварительного одобрения Федеральным Судом штата Сан-Андреас». Ч. 3 ст. 80: закон направляется Губернатору </w:t>
+      </w:r>
+      <w:r>
+        <w:rPr>
+          <w:rFonts w:ascii="Times New Roman" w:hAnsi="Times New Roman" w:cs="Times New Roman" w:eastAsia="Times New Roman"/>
+          <w:b/>
+          <w:i w:val="0"/>
+          <w:sz w:val="24"/>
+        </w:rPr>
+        <w:t>после</w:t>
+      </w:r>
+      <w:r>
+        <w:rPr>
+          <w:rFonts w:ascii="Times New Roman" w:hAnsi="Times New Roman" w:cs="Times New Roman" w:eastAsia="Times New Roman"/>
+          <w:b w:val="0"/>
+          <w:i w:val="0"/>
+          <w:sz w:val="24"/>
+        </w:rPr>
+        <w:t xml:space="preserve"> получения одобрения Федерального Суда.</w:t>
       </w:r>
     </w:p>
     <w:p>
@@ -586,7 +620,23 @@
           <w:i w:val="0"/>
           <w:sz w:val="24"/>
         </w:rPr>
-        <w:t xml:space="preserve">Вето — конституционный механизм, и в пределах ч. 1 ст. 83 оно способно временно приостановить вступление закона в силу. Однако это следствие имеет место только при </w:t>
+        <w:t>Возможны две ситуации, и каждая приводит к неконституционности Указа:</w:t>
+      </w:r>
+    </w:p>
+    <w:p>
+      <w:pPr>
+        <w:spacing w:before="0" w:after="60" w:line="276" w:lineRule="auto"/>
+        <w:ind w:left="340"/>
+        <w:jc w:val="both"/>
+      </w:pPr>
+      <w:r>
+        <w:rPr>
+          <w:rFonts w:ascii="Times New Roman" w:hAnsi="Times New Roman" w:cs="Times New Roman" w:eastAsia="Times New Roman"/>
+          <w:b w:val="0"/>
+          <w:i w:val="0"/>
+          <w:sz w:val="24"/>
+        </w:rPr>
+        <w:t xml:space="preserve">— </w:t>
       </w:r>
       <w:r>
         <w:rPr>
@@ -595,7 +645,7 @@
           <w:i w:val="0"/>
           <w:sz w:val="24"/>
         </w:rPr>
-        <w:t>законном</w:t>
+        <w:t>Одобрение получено.</w:t>
       </w:r>
       <w:r>
         <w:rPr>
@@ -604,7 +654,41 @@
           <w:i w:val="0"/>
           <w:sz w:val="24"/>
         </w:rPr>
-        <w:t xml:space="preserve"> осуществлении права вето. Немотивированное отклонение и отклонение иного предмета (раздел 4.4) не являются осуществлением права, предусмотренного ч. 1 ст. 83, и потому не могут порождать эффект приостановления закона. Обратное означало бы, что указ Губернатора по своей силе выше закона, принятого Сенатом, — прямое противоречие ст. 76 ч. 3.</w:t>
+        <w:t xml:space="preserve"> Отклоняя закон по мотивам коллизий, правовой неопределённости и пробелов, Губернатор отвергает вывод Федерального Суда, проверявшего тот же акт на те же предметы. Конституция не предоставляет Губернатору права повторной проверки того, что уже одобрено судебным органом: вето — инструмент несогласия с законодателем, а не с судом. Иное означало бы, что предварительное одобрение (Поправка 8) не имеет значения.</w:t>
+      </w:r>
+    </w:p>
+    <w:p>
+      <w:pPr>
+        <w:spacing w:before="0" w:after="60" w:line="276" w:lineRule="auto"/>
+        <w:ind w:left="340"/>
+        <w:jc w:val="both"/>
+      </w:pPr>
+      <w:r>
+        <w:rPr>
+          <w:rFonts w:ascii="Times New Roman" w:hAnsi="Times New Roman" w:cs="Times New Roman" w:eastAsia="Times New Roman"/>
+          <w:b w:val="0"/>
+          <w:i w:val="0"/>
+          <w:sz w:val="24"/>
+        </w:rPr>
+        <w:t xml:space="preserve">— </w:t>
+      </w:r>
+      <w:r>
+        <w:rPr>
+          <w:rFonts w:ascii="Times New Roman" w:hAnsi="Times New Roman" w:cs="Times New Roman" w:eastAsia="Times New Roman"/>
+          <w:b/>
+          <w:i w:val="0"/>
+          <w:sz w:val="24"/>
+        </w:rPr>
+        <w:t>Одобрение не запрашивалось.</w:t>
+      </w:r>
+      <w:r>
+        <w:rPr>
+          <w:rFonts w:ascii="Times New Roman" w:hAnsi="Times New Roman" w:cs="Times New Roman" w:eastAsia="Times New Roman"/>
+          <w:b w:val="0"/>
+          <w:i w:val="0"/>
+          <w:sz w:val="24"/>
+        </w:rPr>
+        <w:t xml:space="preserve"> Закон не подлежал направлению Губернатору (ч. 3 ст. 80). Указ издан в отношении акта, не завершившего конституционную процедуру, и потому не может порождать последствия, предусмотренные ч. 1 ст. 83.</w:t>
       </w:r>
     </w:p>
     <w:p>
@@ -629,7 +713,7 @@
           <w:i w:val="0"/>
           <w:sz w:val="24"/>
         </w:rPr>
-        <w:t xml:space="preserve"> Указ в части, создающей эффект блокирования закона, не соответствует ст. 76 ч. 3 и ст. 74 ч. 2 Конституции.</w:t>
+        <w:t xml:space="preserve"> в любом из вариантов Указ не соответствует ч. 3 ст. 80 Конституции и ч. 2 Поправки 8 к ней.</w:t>
       </w:r>
     </w:p>
     <w:p>
@@ -644,7 +728,7 @@
           <w:i w:val="0"/>
           <w:sz w:val="24"/>
         </w:rPr>
-        <w:t>4.4. Нарушение ст. 3 ч. 3 и ст. 9 ч. 1 КЗ «О нормативных правовых актах»: выход за пределы предмета и внутреннее противоречие</w:t>
+        <w:t>4.4. Нарушение ст. 9 ч. 1 КЗ «О нормативных правовых актах»: акт не идентифицирует свой предмет</w:t>
       </w:r>
     </w:p>
     <w:p>
@@ -660,41 +744,7 @@
           <w:i w:val="0"/>
           <w:sz w:val="24"/>
         </w:rPr>
-        <w:t xml:space="preserve">Пункт 1 постановляющей части Указа отклоняет «поправку в </w:t>
-      </w:r>
-      <w:r>
-        <w:rPr>
-          <w:rFonts w:ascii="Times New Roman" w:hAnsi="Times New Roman" w:cs="Times New Roman" w:eastAsia="Times New Roman"/>
-          <w:b/>
-          <w:i w:val="0"/>
-          <w:sz w:val="24"/>
-        </w:rPr>
-        <w:t>Процессуальный Кодекс</w:t>
-      </w:r>
-      <w:r>
-        <w:rPr>
-          <w:rFonts w:ascii="Times New Roman" w:hAnsi="Times New Roman" w:cs="Times New Roman" w:eastAsia="Times New Roman"/>
-          <w:b w:val="0"/>
-          <w:i w:val="0"/>
-          <w:sz w:val="24"/>
-        </w:rPr>
-        <w:t xml:space="preserve"> "ACT.244"». Отклоняемый закон изменяет Закон «О чрезвычайном и военном положении штата Сан-Андреас» и Процессуальный кодекс не затрагивает.</w:t>
-      </w:r>
-    </w:p>
-    <w:p>
-      <w:pPr>
-        <w:spacing w:before="0" w:after="120" w:line="276" w:lineRule="auto"/>
-        <w:ind w:firstLine="709"/>
-        <w:jc w:val="both"/>
-      </w:pPr>
-      <w:r>
-        <w:rPr>
-          <w:rFonts w:ascii="Times New Roman" w:hAnsi="Times New Roman" w:cs="Times New Roman" w:eastAsia="Times New Roman"/>
-          <w:b w:val="0"/>
-          <w:i w:val="0"/>
-          <w:sz w:val="24"/>
-        </w:rPr>
-        <w:t xml:space="preserve">Дополнительно в тексте Указа оставлен незаполненный реквизит «…принятый Сенатом штата Сан-Андреас </w:t>
+        <w:t xml:space="preserve">В тексте Указа оставлен незаполненный реквизит «…принятый Сенатом штата Сан-Андреас </w:t>
       </w:r>
       <w:r>
         <w:rPr>
@@ -712,7 +762,7 @@
           <w:i w:val="0"/>
           <w:sz w:val="24"/>
         </w:rPr>
-        <w:t>», а наименование Указа («об отклонении закона») противоречит его постановляющей части («отклоняется поправка»).</w:t>
+        <w:t>»; дата принятия отклоняемого акта не указана. Наименование Указа говорит об отклонении «закона», постановляющая часть — об отклонении «поправки».</w:t>
       </w:r>
     </w:p>
     <w:p>
@@ -728,7 +778,7 @@
           <w:i w:val="0"/>
           <w:sz w:val="24"/>
         </w:rPr>
-        <w:t>Эти пороки не позволяют установить предмет Указа, а значит, Указ не может быть исполнен и не может служить основанием для отказа в подписании закона. Требование определённости правового регулирования и отсутствия внутренних противоречий закреплено в ст. 9 ч. 1 КЗ «О нормативных правовых актах» и производно от ст. 74 ч. 2 и ст. 79 ч. 1 Конституции (акты не должны противоречить Конституции; закон должен быть определённым, чтобы применяться).</w:t>
+        <w:t>Точность формулирования и отсутствие внутренних противоречий — обязательные требования (ст. 9 ч. 1 КЗ «О нормативных правовых актах»). Акт, в котором не заполнено поле с датой отклоняемого закона, не позволяет достоверно установить, что Ответчик рассматривал именно направленный ему законопроект, и не позволяет Сенату проверить предмет отклонения.</w:t>
       </w:r>
     </w:p>
     <w:p>
@@ -753,7 +803,7 @@
           <w:i w:val="0"/>
           <w:sz w:val="24"/>
         </w:rPr>
-        <w:t xml:space="preserve"> Указ не соответствует ст. 9 ч. 1 КЗ «О нормативных правовых актах» и, как следствие, ст. 79 ч. 1 Конституции.</w:t>
+        <w:t xml:space="preserve"> Указ не соответствует ст. 9 ч. 1 КЗ «О нормативных правовых актах» и, как следствие, требованию определённости правового регулирования (ст. 79 ч. 1 Конституции).</w:t>
       </w:r>
     </w:p>
     <w:p>
@@ -768,7 +818,7 @@
           <w:i w:val="0"/>
           <w:sz w:val="24"/>
         </w:rPr>
-        <w:t>4.5. Заявленное основание отклонения опровергается содержанием закона</w:t>
+        <w:t>4.5. Заявленные основания опровергаются содержанием законопроекта</w:t>
       </w:r>
     </w:p>
     <w:p>
@@ -784,13 +834,13 @@
           <w:i w:val="0"/>
           <w:sz w:val="24"/>
         </w:rPr>
-        <w:t>Отклоняемый закон состоит в удалении повторяющегося слова «безопасности» в ст. 2.2 Закона «О чрезвычайном и военном положении штата Сан-Андреас». Он не вводит норм, не исключает регулирования, не создаёт второй нормы, противоречащей первой. Техническая правка такого рода не способна создать ни пробела, ни коллизии, ни правовой неопределённости — напротив, она устраняет дублирование и обеспечивает единство терминологии, требуемые ст. 9 ч. 1, ч. 3 и ст. 11 ч. 1 КЗ «О нормативных правовых актах».</w:t>
+        <w:t>Отклоняемый законопроект состоит из одной правки — дополнения ч. 1 ст. 18 ПК пунктом «ж.1».</w:t>
       </w:r>
     </w:p>
     <w:p>
       <w:pPr>
-        <w:spacing w:before="0" w:after="120" w:line="276" w:lineRule="auto"/>
-        <w:ind w:firstLine="709"/>
+        <w:spacing w:before="0" w:after="60" w:line="276" w:lineRule="auto"/>
+        <w:ind w:left="340"/>
         <w:jc w:val="both"/>
       </w:pPr>
       <w:r>
@@ -800,7 +850,127 @@
           <w:i w:val="0"/>
           <w:sz w:val="24"/>
         </w:rPr>
-        <w:t>Утверждение Указа о создании законом пробелов и коллизий является утверждением о факте, которое проверяется по тексту закона и не подтверждается.</w:t>
+        <w:t xml:space="preserve">— </w:t>
+      </w:r>
+      <w:r>
+        <w:rPr>
+          <w:rFonts w:ascii="Times New Roman" w:hAnsi="Times New Roman" w:cs="Times New Roman" w:eastAsia="Times New Roman"/>
+          <w:b/>
+          <w:i w:val="0"/>
+          <w:sz w:val="24"/>
+        </w:rPr>
+        <w:t>Права не ограничиваются.</w:t>
+      </w:r>
+      <w:r>
+        <w:rPr>
+          <w:rFonts w:ascii="Times New Roman" w:hAnsi="Times New Roman" w:cs="Times New Roman" w:eastAsia="Times New Roman"/>
+          <w:b w:val="0"/>
+          <w:i w:val="0"/>
+          <w:sz w:val="24"/>
+        </w:rPr>
+        <w:t xml:space="preserve"> Норма добавляет участника задержания; ни один субъект не лишается права, не ограничивается в правах и не обременяется новой обязанностью, кроме самого сотрудника IAD (видеофиксация).</w:t>
+      </w:r>
+    </w:p>
+    <w:p>
+      <w:pPr>
+        <w:spacing w:before="0" w:after="60" w:line="276" w:lineRule="auto"/>
+        <w:ind w:left="340"/>
+        <w:jc w:val="both"/>
+      </w:pPr>
+      <w:r>
+        <w:rPr>
+          <w:rFonts w:ascii="Times New Roman" w:hAnsi="Times New Roman" w:cs="Times New Roman" w:eastAsia="Times New Roman"/>
+          <w:b w:val="0"/>
+          <w:i w:val="0"/>
+          <w:sz w:val="24"/>
+        </w:rPr>
+        <w:t xml:space="preserve">— </w:t>
+      </w:r>
+      <w:r>
+        <w:rPr>
+          <w:rFonts w:ascii="Times New Roman" w:hAnsi="Times New Roman" w:cs="Times New Roman" w:eastAsia="Times New Roman"/>
+          <w:b/>
+          <w:i w:val="0"/>
+          <w:sz w:val="24"/>
+        </w:rPr>
+        <w:t>Пробела нет.</w:t>
+      </w:r>
+      <w:r>
+        <w:rPr>
+          <w:rFonts w:ascii="Times New Roman" w:hAnsi="Times New Roman" w:cs="Times New Roman" w:eastAsia="Times New Roman"/>
+          <w:b w:val="0"/>
+          <w:i w:val="0"/>
+          <w:sz w:val="24"/>
+        </w:rPr>
+        <w:t xml:space="preserve"> Пробел — отсутствие регулирования; норма вводит регулирование. Полномочия IAD при выявлении нарушений определяются уставом и Законом о региональных правоохранительных органах, а не Процессуальным кодексом, который регулирует состав участников задержания.</w:t>
+      </w:r>
+    </w:p>
+    <w:p>
+      <w:pPr>
+        <w:spacing w:before="0" w:after="60" w:line="276" w:lineRule="auto"/>
+        <w:ind w:left="340"/>
+        <w:jc w:val="both"/>
+      </w:pPr>
+      <w:r>
+        <w:rPr>
+          <w:rFonts w:ascii="Times New Roman" w:hAnsi="Times New Roman" w:cs="Times New Roman" w:eastAsia="Times New Roman"/>
+          <w:b w:val="0"/>
+          <w:i w:val="0"/>
+          <w:sz w:val="24"/>
+        </w:rPr>
+        <w:t xml:space="preserve">— </w:t>
+      </w:r>
+      <w:r>
+        <w:rPr>
+          <w:rFonts w:ascii="Times New Roman" w:hAnsi="Times New Roman" w:cs="Times New Roman" w:eastAsia="Times New Roman"/>
+          <w:b/>
+          <w:i w:val="0"/>
+          <w:sz w:val="24"/>
+        </w:rPr>
+        <w:t>Правовой неопределённости нет.</w:t>
+      </w:r>
+      <w:r>
+        <w:rPr>
+          <w:rFonts w:ascii="Times New Roman" w:hAnsi="Times New Roman" w:cs="Times New Roman" w:eastAsia="Times New Roman"/>
+          <w:b w:val="0"/>
+          <w:i w:val="0"/>
+          <w:sz w:val="24"/>
+        </w:rPr>
+        <w:t xml:space="preserve"> Содержание «внутреннего надзора» задано самой нормой: надзор за соблюдением законодательства штата сотрудниками департамента, в котором состоит сотрудник IAD. Функции IAD детализированы уставами LSPD и LSCSD.</w:t>
+      </w:r>
+    </w:p>
+    <w:p>
+      <w:pPr>
+        <w:spacing w:before="0" w:after="60" w:line="276" w:lineRule="auto"/>
+        <w:ind w:left="340"/>
+        <w:jc w:val="both"/>
+      </w:pPr>
+      <w:r>
+        <w:rPr>
+          <w:rFonts w:ascii="Times New Roman" w:hAnsi="Times New Roman" w:cs="Times New Roman" w:eastAsia="Times New Roman"/>
+          <w:b w:val="0"/>
+          <w:i w:val="0"/>
+          <w:sz w:val="24"/>
+        </w:rPr>
+        <w:t xml:space="preserve">— </w:t>
+      </w:r>
+      <w:r>
+        <w:rPr>
+          <w:rFonts w:ascii="Times New Roman" w:hAnsi="Times New Roman" w:cs="Times New Roman" w:eastAsia="Times New Roman"/>
+          <w:b/>
+          <w:i w:val="0"/>
+          <w:sz w:val="24"/>
+        </w:rPr>
+        <w:t>Коллизии нет.</w:t>
+      </w:r>
+      <w:r>
+        <w:rPr>
+          <w:rFonts w:ascii="Times New Roman" w:hAnsi="Times New Roman" w:cs="Times New Roman" w:eastAsia="Times New Roman"/>
+          <w:b w:val="0"/>
+          <w:i w:val="0"/>
+          <w:sz w:val="24"/>
+        </w:rPr>
+        <w:t xml:space="preserve"> Пункт «ж.1» не конкурирует с п. «ж» ч. 1 ст. 18: п. «ж» — надзор IB (подразделение Федерального Расследовательского Бюро) за региональными структурами; п. «ж.1» — внутренний контроль в своём департаменте. Разные органы и разный объём. Собственная расшифровка (Internal Affairs Division, IAD) разводит понятия.</w:t>
       </w:r>
     </w:p>
     <w:p>
@@ -831,7 +1001,7 @@
           <w:i w:val="0"/>
           <w:sz w:val="24"/>
         </w:rPr>
-        <w:t>На основании изложенного, руководствуясь ч. 2.2, ч. 5, ч. 6 ст. 39, ч. 2.2 ст. 60 КЗ «О судебной системе штата Сан-Андреас», ст. 19 ч. 1, ст. 20 ч. 1, ст. 74 ч. 2, ст. 76 ч. 3, ст. 79 ч. 1, ст. 80 ч. 3 и ч. 4, ст. 83 ч. 1 Конституции штата Сан-Андреас,</w:t>
+        <w:t>На основании изложенного, руководствуясь ч. 2.2, ч. 5, ч. 6 ст. 39, ч. 2.2 ст. 60 КЗ «О судебной системе штата Сан-Андреас», ст. 19 ч. 1, ст. 20 ч. 1, ст. 79 ч. 1, ст. 80 ч. 3 и ч. 4, ст. 83 ч. 1 Конституции штата Сан-Андреас, ч. 2 Поправки 8 к Конституции штата Сан-Андреас,</w:t>
       </w:r>
     </w:p>
     <w:p>
@@ -897,7 +1067,7 @@
           <w:i w:val="0"/>
           <w:sz w:val="24"/>
         </w:rPr>
-        <w:t xml:space="preserve"> Признать Указ Губернатора штата Сан-Андреас № 81 от 30.10.2026 «Об отклонении закона (вето)» не соответствующим Конституции штата Сан-Андреас — ч. 1 ст. 83, ч. 4 ст. 80, ст. 19 ч. 1, ст. 20 ч. 1, ст. 76 ч. 3, ст. 74 ч. 2 (п. «б» ч. 5 ст. 39 КЗ «О судебной системе»).</w:t>
+        <w:t xml:space="preserve"> Признать Указ Губернатора штата Сан-Андреас № 81 от 30.10.2026 «Об отклонении закона (вето)» не соответствующим Конституции штата Сан-Андреас — ч. 1 ст. 83, ч. 3 ст. 80, ст. 79 ч. 1 и ч. 2 Поправки 8 (п. «б» ч. 5 ст. 39 КЗ «О судебной системе»).</w:t>
       </w:r>
     </w:p>
     <w:p>
@@ -947,7 +1117,7 @@
           <w:i w:val="0"/>
           <w:sz w:val="24"/>
         </w:rPr>
-        <w:t xml:space="preserve"> Признать, что Указ № 81 не является надлежащим отклонением закона, принятого Сенатом под обозначением ACT. 244, и не препятствует его подписанию и обнародованию Губернатором штата Сан-Андреас.</w:t>
+        <w:t xml:space="preserve"> Признать, что право вето, предусмотренное ч. 1 ст. 83 Конституции, является отлагательным, не может быть реализовано без мотивированного обоснования, содержащего указание на конкретные положения закона, конкретные права и конкретные коллизии, и не может быть реализовано повторно после преодоления вето (ч. 4 ст. 80).</w:t>
       </w:r>
     </w:p>
     <w:p>
@@ -972,32 +1142,7 @@
           <w:i w:val="0"/>
           <w:sz w:val="24"/>
         </w:rPr>
-        <w:t xml:space="preserve"> Признать, что право вето, предусмотренное ч. 1 ст. 83 Конституции штата Сан-Андреас, является отлагательным и не может быть реализовано без мотивированного обоснования, содержащего указание на конкретные положения закона, конкретные права и конкретные коллизии.</w:t>
-      </w:r>
-    </w:p>
-    <w:p>
-      <w:pPr>
-        <w:spacing w:before="0" w:after="120" w:line="276" w:lineRule="auto"/>
-        <w:ind w:firstLine="709"/>
-        <w:jc w:val="both"/>
-      </w:pPr>
-      <w:r>
-        <w:rPr>
-          <w:rFonts w:ascii="Times New Roman" w:hAnsi="Times New Roman" w:cs="Times New Roman" w:eastAsia="Times New Roman"/>
-          <w:b/>
-          <w:i w:val="0"/>
-          <w:sz w:val="24"/>
-        </w:rPr>
-        <w:t>6.</w:t>
-      </w:r>
-      <w:r>
-        <w:rPr>
-          <w:rFonts w:ascii="Times New Roman" w:hAnsi="Times New Roman" w:cs="Times New Roman" w:eastAsia="Times New Roman"/>
-          <w:b w:val="0"/>
-          <w:i w:val="0"/>
-          <w:sz w:val="24"/>
-        </w:rPr>
-        <w:t xml:space="preserve"> Разъяснить, что при преодолении отклонения не менее чем двумя третями голосов от общего числа действующих сенаторов закон подлежит подписанию Губернатором в течение двух дней без права повторного отклонения (ч. 4 ст. 80 Конституции).</w:t>
+        <w:t xml:space="preserve"> Признать, что предварительное одобрение Федерального Суда, предусмотренное ч. 2 Поправки 8 к Конституции, исключает последующее отклонение Губернатором того же акта по мотивам, входившим в предмет судебной проверки.</w:t>
       </w:r>
     </w:p>
     <w:p>
@@ -1080,14 +1225,6 @@
     </w:p>
     <w:p>
       <w:pPr>
-        <w:spacing w:after="120"/>
-        <w:pBdr>
-          <w:bottom w:val="single" w:sz="6" w:space="1" w:color="000000"/>
-        </w:pBdr>
-      </w:pPr>
-    </w:p>
-    <w:p>
-      <w:pPr>
         <w:spacing w:before="240" w:after="120" w:line="276" w:lineRule="auto"/>
         <w:jc w:val="left"/>
       </w:pPr>
@@ -1146,7 +1283,7 @@
           <w:i w:val="0"/>
           <w:sz w:val="24"/>
         </w:rPr>
-        <w:t>3. ACT. 244 — копия.</w:t>
+        <w:t>3. Принятый текст ACT. 244 (п. «ж.1» ч. 1 ст. 18 ПК).</w:t>
       </w:r>
     </w:p>
     <w:p>
@@ -1162,7 +1299,7 @@
           <w:i w:val="0"/>
           <w:sz w:val="24"/>
         </w:rPr>
-        <w:t>4. Действующая редакция ст. 2.2 Закона «О чрезвычайном и военном положении штата Сан-Андреас».</w:t>
+        <w:t>4. Действующая редакция ст. 18 ПК.</w:t>
       </w:r>
     </w:p>
     <w:p>
@@ -1178,7 +1315,7 @@
           <w:i w:val="0"/>
           <w:sz w:val="24"/>
         </w:rPr>
-        <w:t>5. Выписка из протокола заседания Сената о принятии ACT. 244.</w:t>
+        <w:t>5. Выписка из протокола заседания Сената о принятии ACT. 244 (10/3/1, кворум, число действующих сенаторов).</w:t>
       </w:r>
     </w:p>
     <w:p>
@@ -1194,7 +1331,7 @@
           <w:i w:val="0"/>
           <w:sz w:val="24"/>
         </w:rPr>
-        <w:t>6. Сопроводительное письмо о направлении закона Губернатору от 29.10.2026.</w:t>
+        <w:t>6. Сопроводительное письмо о направлении закона Губернатору.</w:t>
       </w:r>
     </w:p>
     <w:p>
@@ -1210,7 +1347,7 @@
           <w:i w:val="0"/>
           <w:sz w:val="24"/>
         </w:rPr>
-        <w:t>7. Выборка текстов актов с наименованием «Глава Департамента Национальной Безопасности».</w:t>
+        <w:t>7. Акт Федерального Суда об одобрении (либо сведения об отсутствии запроса).</w:t>
       </w:r>
     </w:p>
     <w:p>
@@ -1226,7 +1363,23 @@
           <w:i w:val="0"/>
           <w:sz w:val="24"/>
         </w:rPr>
-        <w:t>8. Документ, подтверждающий полномочия представителя.</w:t>
+        <w:t>8. Выписки из уставов LSPD и LSCSD; ст. 28 Закона о региональных правоохранительных органах.</w:t>
+      </w:r>
+    </w:p>
+    <w:p>
+      <w:pPr>
+        <w:spacing w:before="0" w:after="80" w:line="276" w:lineRule="auto"/>
+        <w:ind w:left="340"/>
+        <w:jc w:val="both"/>
+      </w:pPr>
+      <w:r>
+        <w:rPr>
+          <w:rFonts w:ascii="Times New Roman" w:hAnsi="Times New Roman" w:cs="Times New Roman" w:eastAsia="Times New Roman"/>
+          <w:b w:val="0"/>
+          <w:i w:val="0"/>
+          <w:sz w:val="24"/>
+        </w:rPr>
+        <w:t>9. Документ, подтверждающий полномочия представителя.</w:t>
       </w:r>
     </w:p>
     <w:sectPr>

--- a/AntiGubrnator/03. Запрос Сената о проверке конституционности Указа № 81.docx
+++ b/AntiGubrnator/03. Запрос Сената о проверке конституционности Указа № 81.docx
@@ -231,7 +231,7 @@
           <w:i w:val="0"/>
           <w:sz w:val="24"/>
         </w:rPr>
-        <w:t>Проверке подлежит конституционность Указа в связи с отклонением им законопроекта «О внесении изменений в Процессуальный кодекс штата Сан-Андреас» (ACT. 244), дополняющего часть 1 статьи 18 Процессуального кодекса пунктом «ж.1» о сотруднике подразделения внутренних расследований (IAD) как субъекте задержания. Законопроект принят Сенатом при результате голосования 10 «за», 3 «против», 1 «воздержался».</w:t>
+        <w:t>Проверке подлежит конституционность Указа в связи с отклонением им законопроекта «О внесении изменений в Процессуальный кодекс штата Сан-Андреас» (ACT. 244), дополняющего часть 1 статьи 18 Процессуального кодекса пунктом «м» о сотруднике отдела IAD (Internal Affairs Division) ведомств LSPD и LSCSD как субъекте задержания, действующем исключительно в целях надзорной деятельности. Законопроект принят Сенатом при результате голосования 10 «за», 3 «против», 1 «воздержался».</w:t>
       </w:r>
     </w:p>
     <w:p>
@@ -728,7 +728,7 @@
           <w:i w:val="0"/>
           <w:sz w:val="24"/>
         </w:rPr>
-        <w:t>4.4. Нарушение ст. 9 ч. 1 КЗ «О нормативных правовых актах»: акт не идентифицирует свой предмет</w:t>
+        <w:t>4.4. Нарушение ст. 9 ч. 1 КЗ «О нормативных правовых актах»: акт не фиксирует дату отклоняемого акта</w:t>
       </w:r>
     </w:p>
     <w:p>
@@ -834,7 +834,7 @@
           <w:i w:val="0"/>
           <w:sz w:val="24"/>
         </w:rPr>
-        <w:t>Отклоняемый законопроект состоит из одной правки — дополнения ч. 1 ст. 18 ПК пунктом «ж.1».</w:t>
+        <w:t>Отклоняемый законопроект состоит из одной правки — дополнения ч. 1 ст. 18 ПК пунктом «м».</w:t>
       </w:r>
     </w:p>
     <w:p>
@@ -868,7 +868,7 @@
           <w:i w:val="0"/>
           <w:sz w:val="24"/>
         </w:rPr>
-        <w:t xml:space="preserve"> Норма добавляет участника задержания; ни один субъект не лишается права, не ограничивается в правах и не обременяется новой обязанностью, кроме самого сотрудника IAD (видеофиксация).</w:t>
+        <w:t xml:space="preserve"> Норма добавляет участника задержания; ни один субъект не лишается права, не ограничивается в правах и не обременяется новой обязанностью.</w:t>
       </w:r>
     </w:p>
     <w:p>
@@ -936,7 +936,7 @@
           <w:i w:val="0"/>
           <w:sz w:val="24"/>
         </w:rPr>
-        <w:t xml:space="preserve"> Содержание «внутреннего надзора» задано самой нормой: надзор за соблюдением законодательства штата сотрудниками департамента, в котором состоит сотрудник IAD. Функции IAD детализированы уставами LSPD и LSCSD.</w:t>
+        <w:t xml:space="preserve"> Смысл задан конструкцией нормы: надзор ведётся за сотрудниками «своего правоохранительного органа», то есть того же, в котором состоит сотрудник IAD, — следовательно, «свой департамент» обозначает один и тот же департамент. Отдел IAD урегулирован уставами LSPD (раздел Internal Affairs Division) и LSCSD (п. 10.1).</w:t>
       </w:r>
     </w:p>
     <w:p>
@@ -970,7 +970,7 @@
           <w:i w:val="0"/>
           <w:sz w:val="24"/>
         </w:rPr>
-        <w:t xml:space="preserve"> Пункт «ж.1» не конкурирует с п. «ж» ч. 1 ст. 18: п. «ж» — надзор IB (подразделение Федерального Расследовательского Бюро) за региональными структурами; п. «ж.1» — внутренний контроль в своём департаменте. Разные органы и разный объём. Собственная расшифровка (Internal Affairs Division, IAD) разводит понятия.</w:t>
+        <w:t xml:space="preserve"> Пункт «м» не конкурирует с п. «ж» ч. 1 ст. 18: п. «ж» — надзор IB (подразделение Федерального Расследовательского Бюро) за региональными правоохранительными органами; п. «м» — внутренний надзор в своём департаменте. Оба пункта ограничивают участие одним сотрудником; ни одна норма не запрещает применение другой.</w:t>
       </w:r>
     </w:p>
     <w:p>
@@ -1283,7 +1283,7 @@
           <w:i w:val="0"/>
           <w:sz w:val="24"/>
         </w:rPr>
-        <w:t>3. Принятый текст ACT. 244 (п. «ж.1» ч. 1 ст. 18 ПК).</w:t>
+        <w:t>3. Принятый текст ACT. 244 (п. «м» ч. 1 ст. 18 ПК).</w:t>
       </w:r>
     </w:p>
     <w:p>

--- a/AntiGubrnator/03. Запрос Сената о проверке конституционности Указа № 81.docx
+++ b/AntiGubrnator/03. Запрос Сената о проверке конституционности Указа № 81.docx
@@ -4,57 +4,65 @@
   <w:body>
     <w:p>
       <w:pPr>
-        <w:spacing w:before="0" w:after="80" w:line="276" w:lineRule="auto"/>
+        <w:keepNext w:val="0"/>
+        <w:spacing w:before="0" w:after="120" w:line="276" w:lineRule="auto"/>
+        <w:ind w:firstLine="0" w:left="0"/>
         <w:jc w:val="center"/>
       </w:pPr>
       <w:r>
         <w:rPr>
-          <w:rFonts w:ascii="Times New Roman" w:hAnsi="Times New Roman" w:cs="Times New Roman" w:eastAsia="Times New Roman"/>
+          <w:rFonts w:ascii="Times New Roman" w:hAnsi="Times New Roman" w:eastAsia="Times New Roman"/>
           <w:b/>
           <w:i w:val="0"/>
-          <w:sz w:val="26"/>
+          <w:sz w:val="24"/>
         </w:rPr>
         <w:t>В ВЕРХОВНЫЙ СУД ШТАТА САН-АНДРЕАС</w:t>
       </w:r>
     </w:p>
     <w:p>
       <w:pPr>
-        <w:spacing w:before="0" w:after="80" w:line="276" w:lineRule="auto"/>
+        <w:keepNext w:val="0"/>
+        <w:spacing w:before="0" w:after="120" w:line="276" w:lineRule="auto"/>
+        <w:ind w:firstLine="0" w:left="0"/>
         <w:jc w:val="center"/>
       </w:pPr>
       <w:r>
         <w:rPr>
-          <w:rFonts w:ascii="Times New Roman" w:hAnsi="Times New Roman" w:cs="Times New Roman" w:eastAsia="Times New Roman"/>
+          <w:rFonts w:ascii="Times New Roman" w:hAnsi="Times New Roman" w:eastAsia="Times New Roman"/>
           <w:b/>
           <w:i w:val="0"/>
-          <w:sz w:val="26"/>
+          <w:sz w:val="24"/>
         </w:rPr>
         <w:t>ЗАПРОС СЕНАТА ШТАТА САН-АНДРЕАС № ___</w:t>
       </w:r>
     </w:p>
     <w:p>
       <w:pPr>
-        <w:spacing w:before="0" w:after="80" w:line="276" w:lineRule="auto"/>
+        <w:keepNext w:val="0"/>
+        <w:spacing w:before="0" w:after="120" w:line="276" w:lineRule="auto"/>
+        <w:ind w:firstLine="0" w:left="0"/>
         <w:jc w:val="center"/>
       </w:pPr>
       <w:r>
         <w:rPr>
-          <w:rFonts w:ascii="Times New Roman" w:hAnsi="Times New Roman" w:cs="Times New Roman" w:eastAsia="Times New Roman"/>
+          <w:rFonts w:ascii="Times New Roman" w:hAnsi="Times New Roman" w:eastAsia="Times New Roman"/>
           <w:b/>
           <w:i w:val="0"/>
-          <w:sz w:val="26"/>
+          <w:sz w:val="24"/>
         </w:rPr>
         <w:t>о проверке конституционности Указа Губернатора штата Сан-Андреас № 81 от 30.10.2026</w:t>
       </w:r>
     </w:p>
     <w:p>
       <w:pPr>
-        <w:spacing w:before="240" w:after="120" w:line="276" w:lineRule="auto"/>
-        <w:jc w:val="center"/>
+        <w:keepNext/>
+        <w:spacing w:before="200" w:after="120" w:line="276" w:lineRule="auto"/>
+        <w:ind w:firstLine="0" w:left="0"/>
+        <w:jc w:val="left"/>
       </w:pPr>
       <w:r>
         <w:rPr>
-          <w:rFonts w:ascii="Times New Roman" w:hAnsi="Times New Roman" w:cs="Times New Roman" w:eastAsia="Times New Roman"/>
+          <w:rFonts w:ascii="Times New Roman" w:hAnsi="Times New Roman" w:eastAsia="Times New Roman"/>
           <w:b/>
           <w:i w:val="0"/>
           <w:sz w:val="26"/>
@@ -64,13 +72,14 @@
     </w:p>
     <w:p>
       <w:pPr>
+        <w:keepNext w:val="0"/>
         <w:spacing w:before="0" w:after="120" w:line="276" w:lineRule="auto"/>
-        <w:ind w:firstLine="709"/>
+        <w:ind w:firstLine="709" w:left="0"/>
         <w:jc w:val="both"/>
       </w:pPr>
       <w:r>
         <w:rPr>
-          <w:rFonts w:ascii="Times New Roman" w:hAnsi="Times New Roman" w:cs="Times New Roman" w:eastAsia="Times New Roman"/>
+          <w:rFonts w:ascii="Times New Roman" w:hAnsi="Times New Roman" w:eastAsia="Times New Roman"/>
           <w:b/>
           <w:i w:val="0"/>
           <w:sz w:val="24"/>
@@ -79,7 +88,7 @@
       </w:r>
       <w:r>
         <w:rPr>
-          <w:rFonts w:ascii="Times New Roman" w:hAnsi="Times New Roman" w:cs="Times New Roman" w:eastAsia="Times New Roman"/>
+          <w:rFonts w:ascii="Times New Roman" w:hAnsi="Times New Roman" w:eastAsia="Times New Roman"/>
           <w:b w:val="0"/>
           <w:i w:val="0"/>
           <w:sz w:val="24"/>
@@ -89,13 +98,14 @@
     </w:p>
     <w:p>
       <w:pPr>
+        <w:keepNext w:val="0"/>
         <w:spacing w:before="0" w:after="120" w:line="276" w:lineRule="auto"/>
-        <w:ind w:firstLine="709"/>
+        <w:ind w:firstLine="709" w:left="0"/>
         <w:jc w:val="both"/>
       </w:pPr>
       <w:r>
         <w:rPr>
-          <w:rFonts w:ascii="Times New Roman" w:hAnsi="Times New Roman" w:cs="Times New Roman" w:eastAsia="Times New Roman"/>
+          <w:rFonts w:ascii="Times New Roman" w:hAnsi="Times New Roman" w:eastAsia="Times New Roman"/>
           <w:b/>
           <w:i w:val="0"/>
           <w:sz w:val="24"/>
@@ -104,7 +114,7 @@
       </w:r>
       <w:r>
         <w:rPr>
-          <w:rFonts w:ascii="Times New Roman" w:hAnsi="Times New Roman" w:cs="Times New Roman" w:eastAsia="Times New Roman"/>
+          <w:rFonts w:ascii="Times New Roman" w:hAnsi="Times New Roman" w:eastAsia="Times New Roman"/>
           <w:b w:val="0"/>
           <w:i w:val="0"/>
           <w:sz w:val="24"/>
@@ -114,13 +124,14 @@
     </w:p>
     <w:p>
       <w:pPr>
+        <w:keepNext w:val="0"/>
         <w:spacing w:before="0" w:after="120" w:line="276" w:lineRule="auto"/>
-        <w:ind w:firstLine="709"/>
+        <w:ind w:firstLine="709" w:left="0"/>
         <w:jc w:val="both"/>
       </w:pPr>
       <w:r>
         <w:rPr>
-          <w:rFonts w:ascii="Times New Roman" w:hAnsi="Times New Roman" w:cs="Times New Roman" w:eastAsia="Times New Roman"/>
+          <w:rFonts w:ascii="Times New Roman" w:hAnsi="Times New Roman" w:eastAsia="Times New Roman"/>
           <w:b/>
           <w:i w:val="0"/>
           <w:sz w:val="24"/>
@@ -129,7 +140,7 @@
       </w:r>
       <w:r>
         <w:rPr>
-          <w:rFonts w:ascii="Times New Roman" w:hAnsi="Times New Roman" w:cs="Times New Roman" w:eastAsia="Times New Roman"/>
+          <w:rFonts w:ascii="Times New Roman" w:hAnsi="Times New Roman" w:eastAsia="Times New Roman"/>
           <w:b w:val="0"/>
           <w:i w:val="0"/>
           <w:sz w:val="24"/>
@@ -139,13 +150,14 @@
     </w:p>
     <w:p>
       <w:pPr>
+        <w:keepNext w:val="0"/>
         <w:spacing w:before="0" w:after="120" w:line="276" w:lineRule="auto"/>
-        <w:ind w:firstLine="709"/>
+        <w:ind w:firstLine="709" w:left="0"/>
         <w:jc w:val="both"/>
       </w:pPr>
       <w:r>
         <w:rPr>
-          <w:rFonts w:ascii="Times New Roman" w:hAnsi="Times New Roman" w:cs="Times New Roman" w:eastAsia="Times New Roman"/>
+          <w:rFonts w:ascii="Times New Roman" w:hAnsi="Times New Roman" w:eastAsia="Times New Roman"/>
           <w:b/>
           <w:i w:val="0"/>
           <w:sz w:val="24"/>
@@ -154,7 +166,7 @@
       </w:r>
       <w:r>
         <w:rPr>
-          <w:rFonts w:ascii="Times New Roman" w:hAnsi="Times New Roman" w:cs="Times New Roman" w:eastAsia="Times New Roman"/>
+          <w:rFonts w:ascii="Times New Roman" w:hAnsi="Times New Roman" w:eastAsia="Times New Roman"/>
           <w:b w:val="0"/>
           <w:i w:val="0"/>
           <w:sz w:val="24"/>
@@ -164,13 +176,14 @@
     </w:p>
     <w:p>
       <w:pPr>
+        <w:keepNext w:val="0"/>
         <w:spacing w:before="0" w:after="120" w:line="276" w:lineRule="auto"/>
-        <w:ind w:firstLine="709"/>
+        <w:ind w:firstLine="709" w:left="0"/>
         <w:jc w:val="both"/>
       </w:pPr>
       <w:r>
         <w:rPr>
-          <w:rFonts w:ascii="Times New Roman" w:hAnsi="Times New Roman" w:cs="Times New Roman" w:eastAsia="Times New Roman"/>
+          <w:rFonts w:ascii="Times New Roman" w:hAnsi="Times New Roman" w:eastAsia="Times New Roman"/>
           <w:b/>
           <w:i w:val="0"/>
           <w:sz w:val="24"/>
@@ -179,7 +192,7 @@
       </w:r>
       <w:r>
         <w:rPr>
-          <w:rFonts w:ascii="Times New Roman" w:hAnsi="Times New Roman" w:cs="Times New Roman" w:eastAsia="Times New Roman"/>
+          <w:rFonts w:ascii="Times New Roman" w:hAnsi="Times New Roman" w:eastAsia="Times New Roman"/>
           <w:b w:val="0"/>
           <w:i w:val="0"/>
           <w:sz w:val="24"/>
@@ -189,12 +202,14 @@
     </w:p>
     <w:p>
       <w:pPr>
-        <w:spacing w:before="240" w:after="120" w:line="276" w:lineRule="auto"/>
-        <w:jc w:val="center"/>
+        <w:keepNext/>
+        <w:spacing w:before="200" w:after="120" w:line="276" w:lineRule="auto"/>
+        <w:ind w:firstLine="0" w:left="0"/>
+        <w:jc w:val="left"/>
       </w:pPr>
       <w:r>
         <w:rPr>
-          <w:rFonts w:ascii="Times New Roman" w:hAnsi="Times New Roman" w:cs="Times New Roman" w:eastAsia="Times New Roman"/>
+          <w:rFonts w:ascii="Times New Roman" w:hAnsi="Times New Roman" w:eastAsia="Times New Roman"/>
           <w:b/>
           <w:i w:val="0"/>
           <w:sz w:val="26"/>
@@ -204,13 +219,14 @@
     </w:p>
     <w:p>
       <w:pPr>
+        <w:keepNext w:val="0"/>
         <w:spacing w:before="0" w:after="120" w:line="276" w:lineRule="auto"/>
-        <w:ind w:firstLine="709"/>
+        <w:ind w:firstLine="709" w:left="0"/>
         <w:jc w:val="both"/>
       </w:pPr>
       <w:r>
         <w:rPr>
-          <w:rFonts w:ascii="Times New Roman" w:hAnsi="Times New Roman" w:cs="Times New Roman" w:eastAsia="Times New Roman"/>
+          <w:rFonts w:ascii="Times New Roman" w:hAnsi="Times New Roman" w:eastAsia="Times New Roman"/>
           <w:b w:val="0"/>
           <w:i w:val="0"/>
           <w:sz w:val="24"/>
@@ -220,13 +236,14 @@
     </w:p>
     <w:p>
       <w:pPr>
+        <w:keepNext w:val="0"/>
         <w:spacing w:before="0" w:after="120" w:line="276" w:lineRule="auto"/>
-        <w:ind w:firstLine="709"/>
+        <w:ind w:firstLine="709" w:left="0"/>
         <w:jc w:val="both"/>
       </w:pPr>
       <w:r>
         <w:rPr>
-          <w:rFonts w:ascii="Times New Roman" w:hAnsi="Times New Roman" w:cs="Times New Roman" w:eastAsia="Times New Roman"/>
+          <w:rFonts w:ascii="Times New Roman" w:hAnsi="Times New Roman" w:eastAsia="Times New Roman"/>
           <w:b w:val="0"/>
           <w:i w:val="0"/>
           <w:sz w:val="24"/>
@@ -236,12 +253,14 @@
     </w:p>
     <w:p>
       <w:pPr>
-        <w:spacing w:before="240" w:after="120" w:line="276" w:lineRule="auto"/>
-        <w:jc w:val="center"/>
+        <w:keepNext/>
+        <w:spacing w:before="200" w:after="120" w:line="276" w:lineRule="auto"/>
+        <w:ind w:firstLine="0" w:left="0"/>
+        <w:jc w:val="left"/>
       </w:pPr>
       <w:r>
         <w:rPr>
-          <w:rFonts w:ascii="Times New Roman" w:hAnsi="Times New Roman" w:cs="Times New Roman" w:eastAsia="Times New Roman"/>
+          <w:rFonts w:ascii="Times New Roman" w:hAnsi="Times New Roman" w:eastAsia="Times New Roman"/>
           <w:b/>
           <w:i w:val="0"/>
           <w:sz w:val="26"/>
@@ -251,29 +270,31 @@
     </w:p>
     <w:p>
       <w:pPr>
+        <w:keepNext w:val="0"/>
         <w:spacing w:before="0" w:after="120" w:line="276" w:lineRule="auto"/>
-        <w:ind w:firstLine="709"/>
+        <w:ind w:firstLine="709" w:left="0"/>
         <w:jc w:val="both"/>
       </w:pPr>
       <w:r>
         <w:rPr>
-          <w:rFonts w:ascii="Times New Roman" w:hAnsi="Times New Roman" w:cs="Times New Roman" w:eastAsia="Times New Roman"/>
+          <w:rFonts w:ascii="Times New Roman" w:hAnsi="Times New Roman" w:eastAsia="Times New Roman"/>
           <w:b w:val="0"/>
           <w:i w:val="0"/>
           <w:sz w:val="24"/>
         </w:rPr>
-        <w:t>3.1. Указ издан Губернатором в форме нормативного акта. Ст. 3 ч. 2 КЗ «О нормативных правовых актах штата Сан-Андреас» относит «нормативные акты губернатора штата Сан-Андреас» к законодательству штата.</w:t>
+        <w:t>3.1. Указ издан Губернатором в форме нормативного акта. Ст. 3 ч. 2 КЗ «О нормативных правовых актах штата Сан-Андреас» относит нормативные акты Губернатора штата Сан-Андреас к законодательству штата; ст. 75 ч. 1 п. «д» Конституции помещает их в иерархию актов ниже законов и постановлений Сената.</w:t>
       </w:r>
     </w:p>
     <w:p>
       <w:pPr>
+        <w:keepNext w:val="0"/>
         <w:spacing w:before="0" w:after="120" w:line="276" w:lineRule="auto"/>
-        <w:ind w:firstLine="709"/>
+        <w:ind w:firstLine="709" w:left="0"/>
         <w:jc w:val="both"/>
       </w:pPr>
       <w:r>
         <w:rPr>
-          <w:rFonts w:ascii="Times New Roman" w:hAnsi="Times New Roman" w:cs="Times New Roman" w:eastAsia="Times New Roman"/>
+          <w:rFonts w:ascii="Times New Roman" w:hAnsi="Times New Roman" w:eastAsia="Times New Roman"/>
           <w:b w:val="0"/>
           <w:i w:val="0"/>
           <w:sz w:val="24"/>
@@ -283,13 +304,14 @@
     </w:p>
     <w:p>
       <w:pPr>
+        <w:keepNext w:val="0"/>
         <w:spacing w:before="0" w:after="120" w:line="276" w:lineRule="auto"/>
-        <w:ind w:firstLine="709"/>
+        <w:ind w:firstLine="709" w:left="0"/>
         <w:jc w:val="both"/>
       </w:pPr>
       <w:r>
         <w:rPr>
-          <w:rFonts w:ascii="Times New Roman" w:hAnsi="Times New Roman" w:cs="Times New Roman" w:eastAsia="Times New Roman"/>
+          <w:rFonts w:ascii="Times New Roman" w:hAnsi="Times New Roman" w:eastAsia="Times New Roman"/>
           <w:b w:val="0"/>
           <w:i w:val="0"/>
           <w:sz w:val="24"/>
@@ -299,13 +321,14 @@
     </w:p>
     <w:p>
       <w:pPr>
+        <w:keepNext w:val="0"/>
         <w:spacing w:before="0" w:after="120" w:line="276" w:lineRule="auto"/>
-        <w:ind w:firstLine="709"/>
+        <w:ind w:firstLine="709" w:left="0"/>
         <w:jc w:val="both"/>
       </w:pPr>
       <w:r>
         <w:rPr>
-          <w:rFonts w:ascii="Times New Roman" w:hAnsi="Times New Roman" w:cs="Times New Roman" w:eastAsia="Times New Roman"/>
+          <w:rFonts w:ascii="Times New Roman" w:hAnsi="Times New Roman" w:eastAsia="Times New Roman"/>
           <w:b w:val="0"/>
           <w:i w:val="0"/>
           <w:sz w:val="24"/>
@@ -314,7 +337,7 @@
       </w:r>
       <w:r>
         <w:rPr>
-          <w:rFonts w:ascii="Times New Roman" w:hAnsi="Times New Roman" w:cs="Times New Roman" w:eastAsia="Times New Roman"/>
+          <w:rFonts w:ascii="Times New Roman" w:hAnsi="Times New Roman" w:eastAsia="Times New Roman"/>
           <w:b/>
           <w:i w:val="0"/>
           <w:sz w:val="24"/>
@@ -323,7 +346,7 @@
       </w:r>
       <w:r>
         <w:rPr>
-          <w:rFonts w:ascii="Times New Roman" w:hAnsi="Times New Roman" w:cs="Times New Roman" w:eastAsia="Times New Roman"/>
+          <w:rFonts w:ascii="Times New Roman" w:hAnsi="Times New Roman" w:eastAsia="Times New Roman"/>
           <w:b w:val="0"/>
           <w:i w:val="0"/>
           <w:sz w:val="24"/>
@@ -333,12 +356,14 @@
     </w:p>
     <w:p>
       <w:pPr>
-        <w:spacing w:before="240" w:after="120" w:line="276" w:lineRule="auto"/>
-        <w:jc w:val="center"/>
+        <w:keepNext/>
+        <w:spacing w:before="200" w:after="120" w:line="276" w:lineRule="auto"/>
+        <w:ind w:firstLine="0" w:left="0"/>
+        <w:jc w:val="left"/>
       </w:pPr>
       <w:r>
         <w:rPr>
-          <w:rFonts w:ascii="Times New Roman" w:hAnsi="Times New Roman" w:cs="Times New Roman" w:eastAsia="Times New Roman"/>
+          <w:rFonts w:ascii="Times New Roman" w:hAnsi="Times New Roman" w:eastAsia="Times New Roman"/>
           <w:b/>
           <w:i w:val="0"/>
           <w:sz w:val="26"/>
@@ -348,12 +373,14 @@
     </w:p>
     <w:p>
       <w:pPr>
-        <w:spacing w:before="160" w:after="80" w:line="276" w:lineRule="auto"/>
+        <w:keepNext/>
+        <w:spacing w:before="160" w:after="120" w:line="276" w:lineRule="auto"/>
+        <w:ind w:firstLine="0" w:left="0"/>
         <w:jc w:val="left"/>
       </w:pPr>
       <w:r>
         <w:rPr>
-          <w:rFonts w:ascii="Times New Roman" w:hAnsi="Times New Roman" w:cs="Times New Roman" w:eastAsia="Times New Roman"/>
+          <w:rFonts w:ascii="Times New Roman" w:hAnsi="Times New Roman" w:eastAsia="Times New Roman"/>
           <w:b/>
           <w:i w:val="0"/>
           <w:sz w:val="24"/>
@@ -363,13 +390,14 @@
     </w:p>
     <w:p>
       <w:pPr>
+        <w:keepNext w:val="0"/>
         <w:spacing w:before="0" w:after="120" w:line="276" w:lineRule="auto"/>
-        <w:ind w:firstLine="709"/>
+        <w:ind w:firstLine="709" w:left="0"/>
         <w:jc w:val="both"/>
       </w:pPr>
       <w:r>
         <w:rPr>
-          <w:rFonts w:ascii="Times New Roman" w:hAnsi="Times New Roman" w:cs="Times New Roman" w:eastAsia="Times New Roman"/>
+          <w:rFonts w:ascii="Times New Roman" w:hAnsi="Times New Roman" w:eastAsia="Times New Roman"/>
           <w:b w:val="0"/>
           <w:i w:val="0"/>
           <w:sz w:val="24"/>
@@ -378,7 +406,7 @@
       </w:r>
       <w:r>
         <w:rPr>
-          <w:rFonts w:ascii="Times New Roman" w:hAnsi="Times New Roman" w:cs="Times New Roman" w:eastAsia="Times New Roman"/>
+          <w:rFonts w:ascii="Times New Roman" w:hAnsi="Times New Roman" w:eastAsia="Times New Roman"/>
           <w:b/>
           <w:i w:val="0"/>
           <w:sz w:val="24"/>
@@ -387,7 +415,7 @@
       </w:r>
       <w:r>
         <w:rPr>
-          <w:rFonts w:ascii="Times New Roman" w:hAnsi="Times New Roman" w:cs="Times New Roman" w:eastAsia="Times New Roman"/>
+          <w:rFonts w:ascii="Times New Roman" w:hAnsi="Times New Roman" w:eastAsia="Times New Roman"/>
           <w:b w:val="0"/>
           <w:i w:val="0"/>
           <w:sz w:val="24"/>
@@ -397,13 +425,14 @@
     </w:p>
     <w:p>
       <w:pPr>
+        <w:keepNext w:val="0"/>
         <w:spacing w:before="0" w:after="120" w:line="276" w:lineRule="auto"/>
-        <w:ind w:firstLine="709"/>
+        <w:ind w:firstLine="709" w:left="0"/>
         <w:jc w:val="both"/>
       </w:pPr>
       <w:r>
         <w:rPr>
-          <w:rFonts w:ascii="Times New Roman" w:hAnsi="Times New Roman" w:cs="Times New Roman" w:eastAsia="Times New Roman"/>
+          <w:rFonts w:ascii="Times New Roman" w:hAnsi="Times New Roman" w:eastAsia="Times New Roman"/>
           <w:b w:val="0"/>
           <w:i w:val="0"/>
           <w:sz w:val="24"/>
@@ -413,13 +442,14 @@
     </w:p>
     <w:p>
       <w:pPr>
+        <w:keepNext w:val="0"/>
         <w:spacing w:before="0" w:after="120" w:line="276" w:lineRule="auto"/>
-        <w:ind w:firstLine="709"/>
+        <w:ind w:firstLine="709" w:left="0"/>
         <w:jc w:val="both"/>
       </w:pPr>
       <w:r>
         <w:rPr>
-          <w:rFonts w:ascii="Times New Roman" w:hAnsi="Times New Roman" w:cs="Times New Roman" w:eastAsia="Times New Roman"/>
+          <w:rFonts w:ascii="Times New Roman" w:hAnsi="Times New Roman" w:eastAsia="Times New Roman"/>
           <w:b w:val="0"/>
           <w:i w:val="0"/>
           <w:sz w:val="24"/>
@@ -429,13 +459,14 @@
     </w:p>
     <w:p>
       <w:pPr>
+        <w:keepNext w:val="0"/>
         <w:spacing w:before="0" w:after="120" w:line="276" w:lineRule="auto"/>
-        <w:ind w:firstLine="709"/>
+        <w:ind w:firstLine="709" w:left="0"/>
         <w:jc w:val="both"/>
       </w:pPr>
       <w:r>
         <w:rPr>
-          <w:rFonts w:ascii="Times New Roman" w:hAnsi="Times New Roman" w:cs="Times New Roman" w:eastAsia="Times New Roman"/>
+          <w:rFonts w:ascii="Times New Roman" w:hAnsi="Times New Roman" w:eastAsia="Times New Roman"/>
           <w:b w:val="0"/>
           <w:i w:val="0"/>
           <w:sz w:val="24"/>
@@ -445,13 +476,14 @@
     </w:p>
     <w:p>
       <w:pPr>
+        <w:keepNext w:val="0"/>
         <w:spacing w:before="0" w:after="120" w:line="276" w:lineRule="auto"/>
-        <w:ind w:firstLine="709"/>
+        <w:ind w:firstLine="709" w:left="0"/>
         <w:jc w:val="both"/>
       </w:pPr>
       <w:r>
         <w:rPr>
-          <w:rFonts w:ascii="Times New Roman" w:hAnsi="Times New Roman" w:cs="Times New Roman" w:eastAsia="Times New Roman"/>
+          <w:rFonts w:ascii="Times New Roman" w:hAnsi="Times New Roman" w:eastAsia="Times New Roman"/>
           <w:b/>
           <w:i w:val="0"/>
           <w:sz w:val="24"/>
@@ -460,7 +492,7 @@
       </w:r>
       <w:r>
         <w:rPr>
-          <w:rFonts w:ascii="Times New Roman" w:hAnsi="Times New Roman" w:cs="Times New Roman" w:eastAsia="Times New Roman"/>
+          <w:rFonts w:ascii="Times New Roman" w:hAnsi="Times New Roman" w:eastAsia="Times New Roman"/>
           <w:b w:val="0"/>
           <w:i w:val="0"/>
           <w:sz w:val="24"/>
@@ -470,12 +502,14 @@
     </w:p>
     <w:p>
       <w:pPr>
-        <w:spacing w:before="160" w:after="80" w:line="276" w:lineRule="auto"/>
+        <w:keepNext/>
+        <w:spacing w:before="160" w:after="120" w:line="276" w:lineRule="auto"/>
+        <w:ind w:firstLine="0" w:left="0"/>
         <w:jc w:val="left"/>
       </w:pPr>
       <w:r>
         <w:rPr>
-          <w:rFonts w:ascii="Times New Roman" w:hAnsi="Times New Roman" w:cs="Times New Roman" w:eastAsia="Times New Roman"/>
+          <w:rFonts w:ascii="Times New Roman" w:hAnsi="Times New Roman" w:eastAsia="Times New Roman"/>
           <w:b/>
           <w:i w:val="0"/>
           <w:sz w:val="24"/>
@@ -485,13 +519,14 @@
     </w:p>
     <w:p>
       <w:pPr>
+        <w:keepNext w:val="0"/>
         <w:spacing w:before="0" w:after="120" w:line="276" w:lineRule="auto"/>
-        <w:ind w:firstLine="709"/>
+        <w:ind w:firstLine="709" w:left="0"/>
         <w:jc w:val="both"/>
       </w:pPr>
       <w:r>
         <w:rPr>
-          <w:rFonts w:ascii="Times New Roman" w:hAnsi="Times New Roman" w:cs="Times New Roman" w:eastAsia="Times New Roman"/>
+          <w:rFonts w:ascii="Times New Roman" w:hAnsi="Times New Roman" w:eastAsia="Times New Roman"/>
           <w:b w:val="0"/>
           <w:i w:val="0"/>
           <w:sz w:val="24"/>
@@ -500,7 +535,7 @@
       </w:r>
       <w:r>
         <w:rPr>
-          <w:rFonts w:ascii="Times New Roman" w:hAnsi="Times New Roman" w:cs="Times New Roman" w:eastAsia="Times New Roman"/>
+          <w:rFonts w:ascii="Times New Roman" w:hAnsi="Times New Roman" w:eastAsia="Times New Roman"/>
           <w:b/>
           <w:i w:val="0"/>
           <w:sz w:val="24"/>
@@ -509,7 +544,7 @@
       </w:r>
       <w:r>
         <w:rPr>
-          <w:rFonts w:ascii="Times New Roman" w:hAnsi="Times New Roman" w:cs="Times New Roman" w:eastAsia="Times New Roman"/>
+          <w:rFonts w:ascii="Times New Roman" w:hAnsi="Times New Roman" w:eastAsia="Times New Roman"/>
           <w:b w:val="0"/>
           <w:i w:val="0"/>
           <w:sz w:val="24"/>
@@ -519,13 +554,14 @@
     </w:p>
     <w:p>
       <w:pPr>
+        <w:keepNext w:val="0"/>
         <w:spacing w:before="0" w:after="120" w:line="276" w:lineRule="auto"/>
-        <w:ind w:firstLine="709"/>
+        <w:ind w:firstLine="709" w:left="0"/>
         <w:jc w:val="both"/>
       </w:pPr>
       <w:r>
         <w:rPr>
-          <w:rFonts w:ascii="Times New Roman" w:hAnsi="Times New Roman" w:cs="Times New Roman" w:eastAsia="Times New Roman"/>
+          <w:rFonts w:ascii="Times New Roman" w:hAnsi="Times New Roman" w:eastAsia="Times New Roman"/>
           <w:b w:val="0"/>
           <w:i w:val="0"/>
           <w:sz w:val="24"/>
@@ -535,13 +571,14 @@
     </w:p>
     <w:p>
       <w:pPr>
+        <w:keepNext w:val="0"/>
         <w:spacing w:before="0" w:after="120" w:line="276" w:lineRule="auto"/>
-        <w:ind w:firstLine="709"/>
+        <w:ind w:firstLine="709" w:left="0"/>
         <w:jc w:val="both"/>
       </w:pPr>
       <w:r>
         <w:rPr>
-          <w:rFonts w:ascii="Times New Roman" w:hAnsi="Times New Roman" w:cs="Times New Roman" w:eastAsia="Times New Roman"/>
+          <w:rFonts w:ascii="Times New Roman" w:hAnsi="Times New Roman" w:eastAsia="Times New Roman"/>
           <w:b/>
           <w:i w:val="0"/>
           <w:sz w:val="24"/>
@@ -550,7 +587,7 @@
       </w:r>
       <w:r>
         <w:rPr>
-          <w:rFonts w:ascii="Times New Roman" w:hAnsi="Times New Roman" w:cs="Times New Roman" w:eastAsia="Times New Roman"/>
+          <w:rFonts w:ascii="Times New Roman" w:hAnsi="Times New Roman" w:eastAsia="Times New Roman"/>
           <w:b w:val="0"/>
           <w:i w:val="0"/>
           <w:sz w:val="24"/>
@@ -560,12 +597,14 @@
     </w:p>
     <w:p>
       <w:pPr>
-        <w:spacing w:before="160" w:after="80" w:line="276" w:lineRule="auto"/>
+        <w:keepNext/>
+        <w:spacing w:before="160" w:after="120" w:line="276" w:lineRule="auto"/>
+        <w:ind w:firstLine="0" w:left="0"/>
         <w:jc w:val="left"/>
       </w:pPr>
       <w:r>
         <w:rPr>
-          <w:rFonts w:ascii="Times New Roman" w:hAnsi="Times New Roman" w:cs="Times New Roman" w:eastAsia="Times New Roman"/>
+          <w:rFonts w:ascii="Times New Roman" w:hAnsi="Times New Roman" w:eastAsia="Times New Roman"/>
           <w:b/>
           <w:i w:val="0"/>
           <w:sz w:val="24"/>
@@ -575,13 +614,14 @@
     </w:p>
     <w:p>
       <w:pPr>
+        <w:keepNext w:val="0"/>
         <w:spacing w:before="0" w:after="120" w:line="276" w:lineRule="auto"/>
-        <w:ind w:firstLine="709"/>
+        <w:ind w:firstLine="709" w:left="0"/>
         <w:jc w:val="both"/>
       </w:pPr>
       <w:r>
         <w:rPr>
-          <w:rFonts w:ascii="Times New Roman" w:hAnsi="Times New Roman" w:cs="Times New Roman" w:eastAsia="Times New Roman"/>
+          <w:rFonts w:ascii="Times New Roman" w:hAnsi="Times New Roman" w:eastAsia="Times New Roman"/>
           <w:b w:val="0"/>
           <w:i w:val="0"/>
           <w:sz w:val="24"/>
@@ -590,7 +630,7 @@
       </w:r>
       <w:r>
         <w:rPr>
-          <w:rFonts w:ascii="Times New Roman" w:hAnsi="Times New Roman" w:cs="Times New Roman" w:eastAsia="Times New Roman"/>
+          <w:rFonts w:ascii="Times New Roman" w:hAnsi="Times New Roman" w:eastAsia="Times New Roman"/>
           <w:b/>
           <w:i w:val="0"/>
           <w:sz w:val="24"/>
@@ -599,7 +639,7 @@
       </w:r>
       <w:r>
         <w:rPr>
-          <w:rFonts w:ascii="Times New Roman" w:hAnsi="Times New Roman" w:cs="Times New Roman" w:eastAsia="Times New Roman"/>
+          <w:rFonts w:ascii="Times New Roman" w:hAnsi="Times New Roman" w:eastAsia="Times New Roman"/>
           <w:b w:val="0"/>
           <w:i w:val="0"/>
           <w:sz w:val="24"/>
@@ -609,13 +649,14 @@
     </w:p>
     <w:p>
       <w:pPr>
+        <w:keepNext w:val="0"/>
         <w:spacing w:before="0" w:after="120" w:line="276" w:lineRule="auto"/>
-        <w:ind w:firstLine="709"/>
+        <w:ind w:firstLine="709" w:left="0"/>
         <w:jc w:val="both"/>
       </w:pPr>
       <w:r>
         <w:rPr>
-          <w:rFonts w:ascii="Times New Roman" w:hAnsi="Times New Roman" w:cs="Times New Roman" w:eastAsia="Times New Roman"/>
+          <w:rFonts w:ascii="Times New Roman" w:hAnsi="Times New Roman" w:eastAsia="Times New Roman"/>
           <w:b w:val="0"/>
           <w:i w:val="0"/>
           <w:sz w:val="24"/>
@@ -625,81 +666,60 @@
     </w:p>
     <w:p>
       <w:pPr>
-        <w:spacing w:before="0" w:after="60" w:line="276" w:lineRule="auto"/>
-        <w:ind w:left="340"/>
-        <w:jc w:val="both"/>
+        <w:pStyle w:val="ListBullet"/>
+        <w:spacing w:after="60" w:line="276" w:lineRule="auto"/>
+        <w:ind w:left="709"/>
       </w:pPr>
       <w:r>
         <w:rPr>
-          <w:rFonts w:ascii="Times New Roman" w:hAnsi="Times New Roman" w:cs="Times New Roman" w:eastAsia="Times New Roman"/>
-          <w:b w:val="0"/>
-          <w:i w:val="0"/>
-          <w:sz w:val="24"/>
-        </w:rPr>
-        <w:t xml:space="preserve">— </w:t>
-      </w:r>
-      <w:r>
-        <w:rPr>
-          <w:rFonts w:ascii="Times New Roman" w:hAnsi="Times New Roman" w:cs="Times New Roman" w:eastAsia="Times New Roman"/>
+          <w:rFonts w:ascii="Times New Roman" w:hAnsi="Times New Roman" w:eastAsia="Times New Roman"/>
           <w:b/>
           <w:i w:val="0"/>
-          <w:sz w:val="24"/>
         </w:rPr>
         <w:t>Одобрение получено.</w:t>
       </w:r>
       <w:r>
         <w:rPr>
-          <w:rFonts w:ascii="Times New Roman" w:hAnsi="Times New Roman" w:cs="Times New Roman" w:eastAsia="Times New Roman"/>
+          <w:rFonts w:ascii="Times New Roman" w:hAnsi="Times New Roman" w:eastAsia="Times New Roman"/>
           <w:b w:val="0"/>
           <w:i w:val="0"/>
-          <w:sz w:val="24"/>
         </w:rPr>
         <w:t xml:space="preserve"> Отклоняя закон по мотивам коллизий, правовой неопределённости и пробелов, Губернатор отвергает вывод Федерального Суда, проверявшего тот же акт на те же предметы. Конституция не предоставляет Губернатору права повторной проверки того, что уже одобрено судебным органом: вето — инструмент несогласия с законодателем, а не с судом. Иное означало бы, что предварительное одобрение (Поправка 8) не имеет значения.</w:t>
       </w:r>
     </w:p>
     <w:p>
       <w:pPr>
-        <w:spacing w:before="0" w:after="60" w:line="276" w:lineRule="auto"/>
-        <w:ind w:left="340"/>
-        <w:jc w:val="both"/>
+        <w:pStyle w:val="ListBullet"/>
+        <w:spacing w:after="60" w:line="276" w:lineRule="auto"/>
+        <w:ind w:left="709"/>
       </w:pPr>
       <w:r>
         <w:rPr>
-          <w:rFonts w:ascii="Times New Roman" w:hAnsi="Times New Roman" w:cs="Times New Roman" w:eastAsia="Times New Roman"/>
-          <w:b w:val="0"/>
-          <w:i w:val="0"/>
-          <w:sz w:val="24"/>
-        </w:rPr>
-        <w:t xml:space="preserve">— </w:t>
-      </w:r>
-      <w:r>
-        <w:rPr>
-          <w:rFonts w:ascii="Times New Roman" w:hAnsi="Times New Roman" w:cs="Times New Roman" w:eastAsia="Times New Roman"/>
+          <w:rFonts w:ascii="Times New Roman" w:hAnsi="Times New Roman" w:eastAsia="Times New Roman"/>
           <w:b/>
           <w:i w:val="0"/>
-          <w:sz w:val="24"/>
         </w:rPr>
         <w:t>Одобрение не запрашивалось.</w:t>
       </w:r>
       <w:r>
         <w:rPr>
-          <w:rFonts w:ascii="Times New Roman" w:hAnsi="Times New Roman" w:cs="Times New Roman" w:eastAsia="Times New Roman"/>
+          <w:rFonts w:ascii="Times New Roman" w:hAnsi="Times New Roman" w:eastAsia="Times New Roman"/>
           <w:b w:val="0"/>
           <w:i w:val="0"/>
-          <w:sz w:val="24"/>
         </w:rPr>
         <w:t xml:space="preserve"> Закон не подлежал направлению Губернатору (ч. 3 ст. 80). Указ издан в отношении акта, не завершившего конституционную процедуру, и потому не может порождать последствия, предусмотренные ч. 1 ст. 83.</w:t>
       </w:r>
     </w:p>
     <w:p>
       <w:pPr>
+        <w:keepNext w:val="0"/>
         <w:spacing w:before="0" w:after="120" w:line="276" w:lineRule="auto"/>
-        <w:ind w:firstLine="709"/>
+        <w:ind w:firstLine="709" w:left="0"/>
         <w:jc w:val="both"/>
       </w:pPr>
       <w:r>
         <w:rPr>
-          <w:rFonts w:ascii="Times New Roman" w:hAnsi="Times New Roman" w:cs="Times New Roman" w:eastAsia="Times New Roman"/>
+          <w:rFonts w:ascii="Times New Roman" w:hAnsi="Times New Roman" w:eastAsia="Times New Roman"/>
           <w:b/>
           <w:i w:val="0"/>
           <w:sz w:val="24"/>
@@ -708,7 +728,7 @@
       </w:r>
       <w:r>
         <w:rPr>
-          <w:rFonts w:ascii="Times New Roman" w:hAnsi="Times New Roman" w:cs="Times New Roman" w:eastAsia="Times New Roman"/>
+          <w:rFonts w:ascii="Times New Roman" w:hAnsi="Times New Roman" w:eastAsia="Times New Roman"/>
           <w:b w:val="0"/>
           <w:i w:val="0"/>
           <w:sz w:val="24"/>
@@ -718,28 +738,31 @@
     </w:p>
     <w:p>
       <w:pPr>
-        <w:spacing w:before="160" w:after="80" w:line="276" w:lineRule="auto"/>
+        <w:keepNext/>
+        <w:spacing w:before="160" w:after="120" w:line="276" w:lineRule="auto"/>
+        <w:ind w:firstLine="0" w:left="0"/>
         <w:jc w:val="left"/>
       </w:pPr>
       <w:r>
         <w:rPr>
-          <w:rFonts w:ascii="Times New Roman" w:hAnsi="Times New Roman" w:cs="Times New Roman" w:eastAsia="Times New Roman"/>
+          <w:rFonts w:ascii="Times New Roman" w:hAnsi="Times New Roman" w:eastAsia="Times New Roman"/>
           <w:b/>
           <w:i w:val="0"/>
           <w:sz w:val="24"/>
         </w:rPr>
-        <w:t>4.4. Нарушение ст. 9 ч. 1 КЗ «О нормативных правовых актах»: акт не фиксирует дату отклоняемого акта</w:t>
+        <w:t>4.4. Нарушение требования правовой определённости: акт не идентифицирует отклоняемый акт</w:t>
       </w:r>
     </w:p>
     <w:p>
       <w:pPr>
+        <w:keepNext w:val="0"/>
         <w:spacing w:before="0" w:after="120" w:line="276" w:lineRule="auto"/>
-        <w:ind w:firstLine="709"/>
+        <w:ind w:firstLine="709" w:left="0"/>
         <w:jc w:val="both"/>
       </w:pPr>
       <w:r>
         <w:rPr>
-          <w:rFonts w:ascii="Times New Roman" w:hAnsi="Times New Roman" w:cs="Times New Roman" w:eastAsia="Times New Roman"/>
+          <w:rFonts w:ascii="Times New Roman" w:hAnsi="Times New Roman" w:eastAsia="Times New Roman"/>
           <w:b w:val="0"/>
           <w:i w:val="0"/>
           <w:sz w:val="24"/>
@@ -748,7 +771,7 @@
       </w:r>
       <w:r>
         <w:rPr>
-          <w:rFonts w:ascii="Times New Roman" w:hAnsi="Times New Roman" w:cs="Times New Roman" w:eastAsia="Times New Roman"/>
+          <w:rFonts w:ascii="Times New Roman" w:hAnsi="Times New Roman" w:eastAsia="Times New Roman"/>
           <w:b/>
           <w:i w:val="0"/>
           <w:sz w:val="24"/>
@@ -757,7 +780,7 @@
       </w:r>
       <w:r>
         <w:rPr>
-          <w:rFonts w:ascii="Times New Roman" w:hAnsi="Times New Roman" w:cs="Times New Roman" w:eastAsia="Times New Roman"/>
+          <w:rFonts w:ascii="Times New Roman" w:hAnsi="Times New Roman" w:eastAsia="Times New Roman"/>
           <w:b w:val="0"/>
           <w:i w:val="0"/>
           <w:sz w:val="24"/>
@@ -767,29 +790,31 @@
     </w:p>
     <w:p>
       <w:pPr>
+        <w:keepNext w:val="0"/>
         <w:spacing w:before="0" w:after="120" w:line="276" w:lineRule="auto"/>
-        <w:ind w:firstLine="709"/>
+        <w:ind w:firstLine="709" w:left="0"/>
         <w:jc w:val="both"/>
       </w:pPr>
       <w:r>
         <w:rPr>
-          <w:rFonts w:ascii="Times New Roman" w:hAnsi="Times New Roman" w:cs="Times New Roman" w:eastAsia="Times New Roman"/>
+          <w:rFonts w:ascii="Times New Roman" w:hAnsi="Times New Roman" w:eastAsia="Times New Roman"/>
           <w:b w:val="0"/>
           <w:i w:val="0"/>
           <w:sz w:val="24"/>
         </w:rPr>
-        <w:t>Точность формулирования и отсутствие внутренних противоречий — обязательные требования (ст. 9 ч. 1 КЗ «О нормативных правовых актах»). Акт, в котором не заполнено поле с датой отклоняемого закона, не позволяет достоверно установить, что Ответчик рассматривал именно направленный ему законопроект, и не позволяет Сенату проверить предмет отклонения.</w:t>
+        <w:t>Требование определённости акта следует из ст. 79 ч. 1 Конституции (акты Губернатора не должны противоречить Конституции) и принципа правовой определённости (ст. 6 ч. 1 п. «л» КЗ «О нормативных правовых актах»). Акт, в котором не заполнено поле с датой отклоняемого закона, не позволяет достоверно установить, что Губернатор рассматривал именно направленный ему законопроект, и не позволяет Сенату проверить предмет отклонения. В соединении с отсутствием мотивировки (раздел 4.1) это доказывает, что решение принято без проверки содержания и предмета.</w:t>
       </w:r>
     </w:p>
     <w:p>
       <w:pPr>
+        <w:keepNext w:val="0"/>
         <w:spacing w:before="0" w:after="120" w:line="276" w:lineRule="auto"/>
-        <w:ind w:firstLine="709"/>
+        <w:ind w:firstLine="709" w:left="0"/>
         <w:jc w:val="both"/>
       </w:pPr>
       <w:r>
         <w:rPr>
-          <w:rFonts w:ascii="Times New Roman" w:hAnsi="Times New Roman" w:cs="Times New Roman" w:eastAsia="Times New Roman"/>
+          <w:rFonts w:ascii="Times New Roman" w:hAnsi="Times New Roman" w:eastAsia="Times New Roman"/>
           <w:b/>
           <w:i w:val="0"/>
           <w:sz w:val="24"/>
@@ -798,22 +823,24 @@
       </w:r>
       <w:r>
         <w:rPr>
-          <w:rFonts w:ascii="Times New Roman" w:hAnsi="Times New Roman" w:cs="Times New Roman" w:eastAsia="Times New Roman"/>
+          <w:rFonts w:ascii="Times New Roman" w:hAnsi="Times New Roman" w:eastAsia="Times New Roman"/>
           <w:b w:val="0"/>
           <w:i w:val="0"/>
           <w:sz w:val="24"/>
         </w:rPr>
-        <w:t xml:space="preserve"> Указ не соответствует ст. 9 ч. 1 КЗ «О нормативных правовых актах» и, как следствие, требованию определённости правового регулирования (ст. 79 ч. 1 Конституции).</w:t>
+        <w:t xml:space="preserve"> Указ не соответствует требованию правовой определённости и ст. 79 ч. 1 Конституции.</w:t>
       </w:r>
     </w:p>
     <w:p>
       <w:pPr>
-        <w:spacing w:before="160" w:after="80" w:line="276" w:lineRule="auto"/>
+        <w:keepNext/>
+        <w:spacing w:before="160" w:after="120" w:line="276" w:lineRule="auto"/>
+        <w:ind w:firstLine="0" w:left="0"/>
         <w:jc w:val="left"/>
       </w:pPr>
       <w:r>
         <w:rPr>
-          <w:rFonts w:ascii="Times New Roman" w:hAnsi="Times New Roman" w:cs="Times New Roman" w:eastAsia="Times New Roman"/>
+          <w:rFonts w:ascii="Times New Roman" w:hAnsi="Times New Roman" w:eastAsia="Times New Roman"/>
           <w:b/>
           <w:i w:val="0"/>
           <w:sz w:val="24"/>
@@ -823,13 +850,14 @@
     </w:p>
     <w:p>
       <w:pPr>
+        <w:keepNext w:val="0"/>
         <w:spacing w:before="0" w:after="120" w:line="276" w:lineRule="auto"/>
-        <w:ind w:firstLine="709"/>
+        <w:ind w:firstLine="709" w:left="0"/>
         <w:jc w:val="both"/>
       </w:pPr>
       <w:r>
         <w:rPr>
-          <w:rFonts w:ascii="Times New Roman" w:hAnsi="Times New Roman" w:cs="Times New Roman" w:eastAsia="Times New Roman"/>
+          <w:rFonts w:ascii="Times New Roman" w:hAnsi="Times New Roman" w:eastAsia="Times New Roman"/>
           <w:b w:val="0"/>
           <w:i w:val="0"/>
           <w:sz w:val="24"/>
@@ -839,148 +867,106 @@
     </w:p>
     <w:p>
       <w:pPr>
-        <w:spacing w:before="0" w:after="60" w:line="276" w:lineRule="auto"/>
-        <w:ind w:left="340"/>
-        <w:jc w:val="both"/>
+        <w:pStyle w:val="ListBullet"/>
+        <w:spacing w:after="60" w:line="276" w:lineRule="auto"/>
+        <w:ind w:left="709"/>
       </w:pPr>
       <w:r>
         <w:rPr>
-          <w:rFonts w:ascii="Times New Roman" w:hAnsi="Times New Roman" w:cs="Times New Roman" w:eastAsia="Times New Roman"/>
-          <w:b w:val="0"/>
-          <w:i w:val="0"/>
-          <w:sz w:val="24"/>
-        </w:rPr>
-        <w:t xml:space="preserve">— </w:t>
-      </w:r>
-      <w:r>
-        <w:rPr>
-          <w:rFonts w:ascii="Times New Roman" w:hAnsi="Times New Roman" w:cs="Times New Roman" w:eastAsia="Times New Roman"/>
+          <w:rFonts w:ascii="Times New Roman" w:hAnsi="Times New Roman" w:eastAsia="Times New Roman"/>
           <w:b/>
           <w:i w:val="0"/>
-          <w:sz w:val="24"/>
         </w:rPr>
         <w:t>Права не ограничиваются.</w:t>
       </w:r>
       <w:r>
         <w:rPr>
-          <w:rFonts w:ascii="Times New Roman" w:hAnsi="Times New Roman" w:cs="Times New Roman" w:eastAsia="Times New Roman"/>
+          <w:rFonts w:ascii="Times New Roman" w:hAnsi="Times New Roman" w:eastAsia="Times New Roman"/>
           <w:b w:val="0"/>
           <w:i w:val="0"/>
-          <w:sz w:val="24"/>
         </w:rPr>
         <w:t xml:space="preserve"> Норма добавляет участника задержания; ни один субъект не лишается права, не ограничивается в правах и не обременяется новой обязанностью.</w:t>
       </w:r>
     </w:p>
     <w:p>
       <w:pPr>
-        <w:spacing w:before="0" w:after="60" w:line="276" w:lineRule="auto"/>
-        <w:ind w:left="340"/>
-        <w:jc w:val="both"/>
+        <w:pStyle w:val="ListBullet"/>
+        <w:spacing w:after="60" w:line="276" w:lineRule="auto"/>
+        <w:ind w:left="709"/>
       </w:pPr>
       <w:r>
         <w:rPr>
-          <w:rFonts w:ascii="Times New Roman" w:hAnsi="Times New Roman" w:cs="Times New Roman" w:eastAsia="Times New Roman"/>
-          <w:b w:val="0"/>
-          <w:i w:val="0"/>
-          <w:sz w:val="24"/>
-        </w:rPr>
-        <w:t xml:space="preserve">— </w:t>
-      </w:r>
-      <w:r>
-        <w:rPr>
-          <w:rFonts w:ascii="Times New Roman" w:hAnsi="Times New Roman" w:cs="Times New Roman" w:eastAsia="Times New Roman"/>
+          <w:rFonts w:ascii="Times New Roman" w:hAnsi="Times New Roman" w:eastAsia="Times New Roman"/>
           <w:b/>
           <w:i w:val="0"/>
-          <w:sz w:val="24"/>
         </w:rPr>
         <w:t>Пробела нет.</w:t>
       </w:r>
       <w:r>
         <w:rPr>
-          <w:rFonts w:ascii="Times New Roman" w:hAnsi="Times New Roman" w:cs="Times New Roman" w:eastAsia="Times New Roman"/>
+          <w:rFonts w:ascii="Times New Roman" w:hAnsi="Times New Roman" w:eastAsia="Times New Roman"/>
           <w:b w:val="0"/>
           <w:i w:val="0"/>
-          <w:sz w:val="24"/>
         </w:rPr>
         <w:t xml:space="preserve"> Пробел — отсутствие регулирования; норма вводит регулирование. Полномочия IAD при выявлении нарушений определяются уставом и Законом о региональных правоохранительных органах, а не Процессуальным кодексом, который регулирует состав участников задержания.</w:t>
       </w:r>
     </w:p>
     <w:p>
       <w:pPr>
-        <w:spacing w:before="0" w:after="60" w:line="276" w:lineRule="auto"/>
-        <w:ind w:left="340"/>
-        <w:jc w:val="both"/>
+        <w:pStyle w:val="ListBullet"/>
+        <w:spacing w:after="60" w:line="276" w:lineRule="auto"/>
+        <w:ind w:left="709"/>
       </w:pPr>
       <w:r>
         <w:rPr>
-          <w:rFonts w:ascii="Times New Roman" w:hAnsi="Times New Roman" w:cs="Times New Roman" w:eastAsia="Times New Roman"/>
-          <w:b w:val="0"/>
-          <w:i w:val="0"/>
-          <w:sz w:val="24"/>
-        </w:rPr>
-        <w:t xml:space="preserve">— </w:t>
-      </w:r>
-      <w:r>
-        <w:rPr>
-          <w:rFonts w:ascii="Times New Roman" w:hAnsi="Times New Roman" w:cs="Times New Roman" w:eastAsia="Times New Roman"/>
+          <w:rFonts w:ascii="Times New Roman" w:hAnsi="Times New Roman" w:eastAsia="Times New Roman"/>
           <w:b/>
           <w:i w:val="0"/>
-          <w:sz w:val="24"/>
         </w:rPr>
         <w:t>Правовой неопределённости нет.</w:t>
       </w:r>
       <w:r>
         <w:rPr>
-          <w:rFonts w:ascii="Times New Roman" w:hAnsi="Times New Roman" w:cs="Times New Roman" w:eastAsia="Times New Roman"/>
+          <w:rFonts w:ascii="Times New Roman" w:hAnsi="Times New Roman" w:eastAsia="Times New Roman"/>
           <w:b w:val="0"/>
           <w:i w:val="0"/>
-          <w:sz w:val="24"/>
         </w:rPr>
         <w:t xml:space="preserve"> Смысл задан конструкцией нормы: надзор ведётся за сотрудниками «своего правоохранительного органа», то есть того же, в котором состоит сотрудник IAD, — следовательно, «свой департамент» обозначает один и тот же департамент. Отдел IAD урегулирован уставами LSPD (раздел Internal Affairs Division) и LSCSD (п. 10.1).</w:t>
       </w:r>
     </w:p>
     <w:p>
       <w:pPr>
-        <w:spacing w:before="0" w:after="60" w:line="276" w:lineRule="auto"/>
-        <w:ind w:left="340"/>
-        <w:jc w:val="both"/>
+        <w:pStyle w:val="ListBullet"/>
+        <w:spacing w:after="60" w:line="276" w:lineRule="auto"/>
+        <w:ind w:left="709"/>
       </w:pPr>
       <w:r>
         <w:rPr>
-          <w:rFonts w:ascii="Times New Roman" w:hAnsi="Times New Roman" w:cs="Times New Roman" w:eastAsia="Times New Roman"/>
-          <w:b w:val="0"/>
-          <w:i w:val="0"/>
-          <w:sz w:val="24"/>
-        </w:rPr>
-        <w:t xml:space="preserve">— </w:t>
-      </w:r>
-      <w:r>
-        <w:rPr>
-          <w:rFonts w:ascii="Times New Roman" w:hAnsi="Times New Roman" w:cs="Times New Roman" w:eastAsia="Times New Roman"/>
+          <w:rFonts w:ascii="Times New Roman" w:hAnsi="Times New Roman" w:eastAsia="Times New Roman"/>
           <w:b/>
           <w:i w:val="0"/>
-          <w:sz w:val="24"/>
         </w:rPr>
         <w:t>Коллизии нет.</w:t>
       </w:r>
       <w:r>
         <w:rPr>
-          <w:rFonts w:ascii="Times New Roman" w:hAnsi="Times New Roman" w:cs="Times New Roman" w:eastAsia="Times New Roman"/>
+          <w:rFonts w:ascii="Times New Roman" w:hAnsi="Times New Roman" w:eastAsia="Times New Roman"/>
           <w:b w:val="0"/>
           <w:i w:val="0"/>
-          <w:sz w:val="24"/>
         </w:rPr>
         <w:t xml:space="preserve"> Пункт «м» не конкурирует с п. «ж» ч. 1 ст. 18: п. «ж» — надзор IB (подразделение Федерального Расследовательского Бюро) за региональными правоохранительными органами; п. «м» — внутренний надзор в своём департаменте. Оба пункта ограничивают участие одним сотрудником; ни одна норма не запрещает применение другой.</w:t>
       </w:r>
     </w:p>
     <w:p>
       <w:pPr>
-        <w:spacing w:before="240" w:after="120" w:line="276" w:lineRule="auto"/>
-        <w:jc w:val="center"/>
+        <w:keepNext/>
+        <w:spacing w:before="200" w:after="120" w:line="276" w:lineRule="auto"/>
+        <w:ind w:firstLine="0" w:left="0"/>
+        <w:jc w:val="left"/>
       </w:pPr>
       <w:r>
         <w:rPr>
-          <w:rFonts w:ascii="Times New Roman" w:hAnsi="Times New Roman" w:cs="Times New Roman" w:eastAsia="Times New Roman"/>
+          <w:rFonts w:ascii="Times New Roman" w:hAnsi="Times New Roman" w:eastAsia="Times New Roman"/>
           <w:b/>
           <w:i w:val="0"/>
           <w:sz w:val="26"/>
@@ -990,29 +976,31 @@
     </w:p>
     <w:p>
       <w:pPr>
+        <w:keepNext w:val="0"/>
         <w:spacing w:before="0" w:after="120" w:line="276" w:lineRule="auto"/>
-        <w:ind w:firstLine="709"/>
+        <w:ind w:firstLine="709" w:left="0"/>
         <w:jc w:val="both"/>
       </w:pPr>
       <w:r>
         <w:rPr>
-          <w:rFonts w:ascii="Times New Roman" w:hAnsi="Times New Roman" w:cs="Times New Roman" w:eastAsia="Times New Roman"/>
+          <w:rFonts w:ascii="Times New Roman" w:hAnsi="Times New Roman" w:eastAsia="Times New Roman"/>
           <w:b w:val="0"/>
           <w:i w:val="0"/>
           <w:sz w:val="24"/>
         </w:rPr>
-        <w:t>На основании изложенного, руководствуясь ч. 2.2, ч. 5, ч. 6 ст. 39, ч. 2.2 ст. 60 КЗ «О судебной системе штата Сан-Андреас», ст. 19 ч. 1, ст. 20 ч. 1, ст. 79 ч. 1, ст. 80 ч. 3 и ч. 4, ст. 83 ч. 1 Конституции штата Сан-Андреас, ч. 2 Поправки 8 к Конституции штата Сан-Андреас,</w:t>
+        <w:t>На основании изложенного, руководствуясь ч. 2.2, ч. 5, ч. 6 ст. 39, ч. 2.2 ст. 60 КЗ «О судебной системе штата Сан-Андреас», ст. 19 ч. 1, ст. 20 ч. 1, ст. 74 ч. 2, ст. 79 ч. 1, ст. 80 ч. 3 и ч. 4, ст. 83 ч. 1 Конституции штата Сан-Андреас, ч. 2 Поправки 8 к Конституции штата Сан-Андреас,</w:t>
       </w:r>
     </w:p>
     <w:p>
       <w:pPr>
+        <w:keepNext w:val="0"/>
         <w:spacing w:before="0" w:after="120" w:line="276" w:lineRule="auto"/>
-        <w:ind w:firstLine="709"/>
+        <w:ind w:firstLine="709" w:left="0"/>
         <w:jc w:val="both"/>
       </w:pPr>
       <w:r>
         <w:rPr>
-          <w:rFonts w:ascii="Times New Roman" w:hAnsi="Times New Roman" w:cs="Times New Roman" w:eastAsia="Times New Roman"/>
+          <w:rFonts w:ascii="Times New Roman" w:hAnsi="Times New Roman" w:eastAsia="Times New Roman"/>
           <w:b/>
           <w:i w:val="0"/>
           <w:sz w:val="24"/>
@@ -1022,13 +1010,14 @@
     </w:p>
     <w:p>
       <w:pPr>
+        <w:keepNext w:val="0"/>
         <w:spacing w:before="0" w:after="120" w:line="276" w:lineRule="auto"/>
-        <w:ind w:firstLine="709"/>
+        <w:ind w:firstLine="709" w:left="0"/>
         <w:jc w:val="both"/>
       </w:pPr>
       <w:r>
         <w:rPr>
-          <w:rFonts w:ascii="Times New Roman" w:hAnsi="Times New Roman" w:cs="Times New Roman" w:eastAsia="Times New Roman"/>
+          <w:rFonts w:ascii="Times New Roman" w:hAnsi="Times New Roman" w:eastAsia="Times New Roman"/>
           <w:b/>
           <w:i w:val="0"/>
           <w:sz w:val="24"/>
@@ -1037,7 +1026,7 @@
       </w:r>
       <w:r>
         <w:rPr>
-          <w:rFonts w:ascii="Times New Roman" w:hAnsi="Times New Roman" w:cs="Times New Roman" w:eastAsia="Times New Roman"/>
+          <w:rFonts w:ascii="Times New Roman" w:hAnsi="Times New Roman" w:eastAsia="Times New Roman"/>
           <w:b w:val="0"/>
           <w:i w:val="0"/>
           <w:sz w:val="24"/>
@@ -1047,13 +1036,14 @@
     </w:p>
     <w:p>
       <w:pPr>
+        <w:keepNext w:val="0"/>
         <w:spacing w:before="0" w:after="120" w:line="276" w:lineRule="auto"/>
-        <w:ind w:firstLine="709"/>
+        <w:ind w:firstLine="709" w:left="0"/>
         <w:jc w:val="both"/>
       </w:pPr>
       <w:r>
         <w:rPr>
-          <w:rFonts w:ascii="Times New Roman" w:hAnsi="Times New Roman" w:cs="Times New Roman" w:eastAsia="Times New Roman"/>
+          <w:rFonts w:ascii="Times New Roman" w:hAnsi="Times New Roman" w:eastAsia="Times New Roman"/>
           <w:b/>
           <w:i w:val="0"/>
           <w:sz w:val="24"/>
@@ -1062,7 +1052,7 @@
       </w:r>
       <w:r>
         <w:rPr>
-          <w:rFonts w:ascii="Times New Roman" w:hAnsi="Times New Roman" w:cs="Times New Roman" w:eastAsia="Times New Roman"/>
+          <w:rFonts w:ascii="Times New Roman" w:hAnsi="Times New Roman" w:eastAsia="Times New Roman"/>
           <w:b w:val="0"/>
           <w:i w:val="0"/>
           <w:sz w:val="24"/>
@@ -1072,13 +1062,14 @@
     </w:p>
     <w:p>
       <w:pPr>
+        <w:keepNext w:val="0"/>
         <w:spacing w:before="0" w:after="120" w:line="276" w:lineRule="auto"/>
-        <w:ind w:firstLine="709"/>
+        <w:ind w:firstLine="709" w:left="0"/>
         <w:jc w:val="both"/>
       </w:pPr>
       <w:r>
         <w:rPr>
-          <w:rFonts w:ascii="Times New Roman" w:hAnsi="Times New Roman" w:cs="Times New Roman" w:eastAsia="Times New Roman"/>
+          <w:rFonts w:ascii="Times New Roman" w:hAnsi="Times New Roman" w:eastAsia="Times New Roman"/>
           <w:b/>
           <w:i w:val="0"/>
           <w:sz w:val="24"/>
@@ -1087,7 +1078,7 @@
       </w:r>
       <w:r>
         <w:rPr>
-          <w:rFonts w:ascii="Times New Roman" w:hAnsi="Times New Roman" w:cs="Times New Roman" w:eastAsia="Times New Roman"/>
+          <w:rFonts w:ascii="Times New Roman" w:hAnsi="Times New Roman" w:eastAsia="Times New Roman"/>
           <w:b w:val="0"/>
           <w:i w:val="0"/>
           <w:sz w:val="24"/>
@@ -1097,13 +1088,14 @@
     </w:p>
     <w:p>
       <w:pPr>
+        <w:keepNext w:val="0"/>
         <w:spacing w:before="0" w:after="120" w:line="276" w:lineRule="auto"/>
-        <w:ind w:firstLine="709"/>
+        <w:ind w:firstLine="709" w:left="0"/>
         <w:jc w:val="both"/>
       </w:pPr>
       <w:r>
         <w:rPr>
-          <w:rFonts w:ascii="Times New Roman" w:hAnsi="Times New Roman" w:cs="Times New Roman" w:eastAsia="Times New Roman"/>
+          <w:rFonts w:ascii="Times New Roman" w:hAnsi="Times New Roman" w:eastAsia="Times New Roman"/>
           <w:b/>
           <w:i w:val="0"/>
           <w:sz w:val="24"/>
@@ -1112,23 +1104,24 @@
       </w:r>
       <w:r>
         <w:rPr>
-          <w:rFonts w:ascii="Times New Roman" w:hAnsi="Times New Roman" w:cs="Times New Roman" w:eastAsia="Times New Roman"/>
+          <w:rFonts w:ascii="Times New Roman" w:hAnsi="Times New Roman" w:eastAsia="Times New Roman"/>
           <w:b w:val="0"/>
           <w:i w:val="0"/>
           <w:sz w:val="24"/>
         </w:rPr>
-        <w:t xml:space="preserve"> Признать, что право вето, предусмотренное ч. 1 ст. 83 Конституции, является отлагательным, не может быть реализовано без мотивированного обоснования, содержащего указание на конкретные положения закона, конкретные права и конкретные коллизии, и не может быть реализовано повторно после преодоления вето (ч. 4 ст. 80).</w:t>
+        <w:t xml:space="preserve"> В порядке п. «в» ч. 5 ст. 39 КЗ «О судебной системе» дать толкование ч. 1 ст. 83 и ч. 4 ст. 80 Конституции: право вето может быть реализовано только с мотивированным обоснованием, содержащим указание на конкретные положения закона, конкретные права и конкретные коллизии, и не может быть реализовано повторно после преодоления вето.</w:t>
       </w:r>
     </w:p>
     <w:p>
       <w:pPr>
+        <w:keepNext w:val="0"/>
         <w:spacing w:before="0" w:after="120" w:line="276" w:lineRule="auto"/>
-        <w:ind w:firstLine="709"/>
+        <w:ind w:firstLine="709" w:left="0"/>
         <w:jc w:val="both"/>
       </w:pPr>
       <w:r>
         <w:rPr>
-          <w:rFonts w:ascii="Times New Roman" w:hAnsi="Times New Roman" w:cs="Times New Roman" w:eastAsia="Times New Roman"/>
+          <w:rFonts w:ascii="Times New Roman" w:hAnsi="Times New Roman" w:eastAsia="Times New Roman"/>
           <w:b/>
           <w:i w:val="0"/>
           <w:sz w:val="24"/>
@@ -1137,37 +1130,41 @@
       </w:r>
       <w:r>
         <w:rPr>
-          <w:rFonts w:ascii="Times New Roman" w:hAnsi="Times New Roman" w:cs="Times New Roman" w:eastAsia="Times New Roman"/>
+          <w:rFonts w:ascii="Times New Roman" w:hAnsi="Times New Roman" w:eastAsia="Times New Roman"/>
           <w:b w:val="0"/>
           <w:i w:val="0"/>
           <w:sz w:val="24"/>
         </w:rPr>
-        <w:t xml:space="preserve"> Признать, что предварительное одобрение Федерального Суда, предусмотренное ч. 2 Поправки 8 к Конституции, исключает последующее отклонение Губернатором того же акта по мотивам, входившим в предмет судебной проверки.</w:t>
+        <w:t xml:space="preserve"> В порядке п. «в» ч. 5 ст. 39 КЗ «О судебной системе» дать толкование ч. 2 Поправки 8 к Конституции: предварительное одобрение Федерального Суда исключает последующее отклонение Губернатором того же акта по мотивам, входившим в предмет судебной проверки.</w:t>
       </w:r>
     </w:p>
     <w:p>
       <w:pPr>
-        <w:spacing w:before="0" w:after="80" w:line="276" w:lineRule="auto"/>
+        <w:keepNext w:val="0"/>
+        <w:spacing w:before="0" w:after="120" w:line="276" w:lineRule="auto"/>
+        <w:ind w:firstLine="0" w:left="0"/>
         <w:jc w:val="right"/>
       </w:pPr>
       <w:r>
         <w:rPr>
-          <w:rFonts w:ascii="Times New Roman" w:hAnsi="Times New Roman" w:cs="Times New Roman" w:eastAsia="Times New Roman"/>
+          <w:rFonts w:ascii="Times New Roman" w:hAnsi="Times New Roman" w:eastAsia="Times New Roman"/>
           <w:b/>
           <w:i w:val="0"/>
-          <w:sz w:val="26"/>
+          <w:sz w:val="24"/>
         </w:rPr>
         <w:t>Председатель Сената штата Сан-Андреас</w:t>
       </w:r>
     </w:p>
     <w:p>
       <w:pPr>
-        <w:spacing w:before="0" w:after="80" w:line="276" w:lineRule="auto"/>
+        <w:keepNext w:val="0"/>
+        <w:spacing w:before="0" w:after="120" w:line="276" w:lineRule="auto"/>
+        <w:ind w:firstLine="0" w:left="0"/>
         <w:jc w:val="right"/>
       </w:pPr>
       <w:r>
         <w:rPr>
-          <w:rFonts w:ascii="Times New Roman" w:hAnsi="Times New Roman" w:cs="Times New Roman" w:eastAsia="Times New Roman"/>
+          <w:rFonts w:ascii="Times New Roman" w:hAnsi="Times New Roman" w:eastAsia="Times New Roman"/>
           <w:b w:val="0"/>
           <w:i w:val="0"/>
           <w:sz w:val="24"/>
@@ -1177,12 +1174,14 @@
     </w:p>
     <w:p>
       <w:pPr>
-        <w:spacing w:before="0" w:after="80" w:line="276" w:lineRule="auto"/>
+        <w:keepNext w:val="0"/>
+        <w:spacing w:before="0" w:after="120" w:line="276" w:lineRule="auto"/>
+        <w:ind w:firstLine="0" w:left="0"/>
         <w:jc w:val="right"/>
       </w:pPr>
       <w:r>
         <w:rPr>
-          <w:rFonts w:ascii="Times New Roman" w:hAnsi="Times New Roman" w:cs="Times New Roman" w:eastAsia="Times New Roman"/>
+          <w:rFonts w:ascii="Times New Roman" w:hAnsi="Times New Roman" w:eastAsia="Times New Roman"/>
           <w:b/>
           <w:i w:val="0"/>
           <w:sz w:val="24"/>
@@ -1191,7 +1190,7 @@
       </w:r>
       <w:r>
         <w:rPr>
-          <w:rFonts w:ascii="Times New Roman" w:hAnsi="Times New Roman" w:cs="Times New Roman" w:eastAsia="Times New Roman"/>
+          <w:rFonts w:ascii="Times New Roman" w:hAnsi="Times New Roman" w:eastAsia="Times New Roman"/>
           <w:b w:val="0"/>
           <w:i w:val="0"/>
           <w:sz w:val="24"/>
@@ -1201,12 +1200,14 @@
     </w:p>
     <w:p>
       <w:pPr>
-        <w:spacing w:before="0" w:after="80" w:line="276" w:lineRule="auto"/>
+        <w:keepNext w:val="0"/>
+        <w:spacing w:before="0" w:after="120" w:line="276" w:lineRule="auto"/>
+        <w:ind w:firstLine="0" w:left="0"/>
         <w:jc w:val="right"/>
       </w:pPr>
       <w:r>
         <w:rPr>
-          <w:rFonts w:ascii="Times New Roman" w:hAnsi="Times New Roman" w:cs="Times New Roman" w:eastAsia="Times New Roman"/>
+          <w:rFonts w:ascii="Times New Roman" w:hAnsi="Times New Roman" w:eastAsia="Times New Roman"/>
           <w:b/>
           <w:i w:val="0"/>
           <w:sz w:val="24"/>
@@ -1215,7 +1216,7 @@
       </w:r>
       <w:r>
         <w:rPr>
-          <w:rFonts w:ascii="Times New Roman" w:hAnsi="Times New Roman" w:cs="Times New Roman" w:eastAsia="Times New Roman"/>
+          <w:rFonts w:ascii="Times New Roman" w:hAnsi="Times New Roman" w:eastAsia="Times New Roman"/>
           <w:b w:val="0"/>
           <w:i w:val="0"/>
           <w:sz w:val="24"/>
@@ -1225,12 +1226,14 @@
     </w:p>
     <w:p>
       <w:pPr>
-        <w:spacing w:before="240" w:after="120" w:line="276" w:lineRule="auto"/>
+        <w:keepNext/>
+        <w:spacing w:before="200" w:after="120" w:line="276" w:lineRule="auto"/>
+        <w:ind w:firstLine="0" w:left="0"/>
         <w:jc w:val="left"/>
       </w:pPr>
       <w:r>
         <w:rPr>
-          <w:rFonts w:ascii="Times New Roman" w:hAnsi="Times New Roman" w:cs="Times New Roman" w:eastAsia="Times New Roman"/>
+          <w:rFonts w:ascii="Times New Roman" w:hAnsi="Times New Roman" w:eastAsia="Times New Roman"/>
           <w:b/>
           <w:i w:val="0"/>
           <w:sz w:val="26"/>
@@ -1240,13 +1243,14 @@
     </w:p>
     <w:p>
       <w:pPr>
-        <w:spacing w:before="0" w:after="80" w:line="276" w:lineRule="auto"/>
-        <w:ind w:left="340"/>
+        <w:keepNext w:val="0"/>
+        <w:spacing w:before="0" w:after="60" w:line="276" w:lineRule="auto"/>
+        <w:ind w:firstLine="0" w:left="567"/>
         <w:jc w:val="both"/>
       </w:pPr>
       <w:r>
         <w:rPr>
-          <w:rFonts w:ascii="Times New Roman" w:hAnsi="Times New Roman" w:cs="Times New Roman" w:eastAsia="Times New Roman"/>
+          <w:rFonts w:ascii="Times New Roman" w:hAnsi="Times New Roman" w:eastAsia="Times New Roman"/>
           <w:b w:val="0"/>
           <w:i w:val="0"/>
           <w:sz w:val="24"/>
@@ -1256,13 +1260,14 @@
     </w:p>
     <w:p>
       <w:pPr>
-        <w:spacing w:before="0" w:after="80" w:line="276" w:lineRule="auto"/>
-        <w:ind w:left="340"/>
+        <w:keepNext w:val="0"/>
+        <w:spacing w:before="0" w:after="60" w:line="276" w:lineRule="auto"/>
+        <w:ind w:firstLine="0" w:left="567"/>
         <w:jc w:val="both"/>
       </w:pPr>
       <w:r>
         <w:rPr>
-          <w:rFonts w:ascii="Times New Roman" w:hAnsi="Times New Roman" w:cs="Times New Roman" w:eastAsia="Times New Roman"/>
+          <w:rFonts w:ascii="Times New Roman" w:hAnsi="Times New Roman" w:eastAsia="Times New Roman"/>
           <w:b w:val="0"/>
           <w:i w:val="0"/>
           <w:sz w:val="24"/>
@@ -1272,13 +1277,14 @@
     </w:p>
     <w:p>
       <w:pPr>
-        <w:spacing w:before="0" w:after="80" w:line="276" w:lineRule="auto"/>
-        <w:ind w:left="340"/>
+        <w:keepNext w:val="0"/>
+        <w:spacing w:before="0" w:after="60" w:line="276" w:lineRule="auto"/>
+        <w:ind w:firstLine="0" w:left="567"/>
         <w:jc w:val="both"/>
       </w:pPr>
       <w:r>
         <w:rPr>
-          <w:rFonts w:ascii="Times New Roman" w:hAnsi="Times New Roman" w:cs="Times New Roman" w:eastAsia="Times New Roman"/>
+          <w:rFonts w:ascii="Times New Roman" w:hAnsi="Times New Roman" w:eastAsia="Times New Roman"/>
           <w:b w:val="0"/>
           <w:i w:val="0"/>
           <w:sz w:val="24"/>
@@ -1288,13 +1294,14 @@
     </w:p>
     <w:p>
       <w:pPr>
-        <w:spacing w:before="0" w:after="80" w:line="276" w:lineRule="auto"/>
-        <w:ind w:left="340"/>
+        <w:keepNext w:val="0"/>
+        <w:spacing w:before="0" w:after="60" w:line="276" w:lineRule="auto"/>
+        <w:ind w:firstLine="0" w:left="567"/>
         <w:jc w:val="both"/>
       </w:pPr>
       <w:r>
         <w:rPr>
-          <w:rFonts w:ascii="Times New Roman" w:hAnsi="Times New Roman" w:cs="Times New Roman" w:eastAsia="Times New Roman"/>
+          <w:rFonts w:ascii="Times New Roman" w:hAnsi="Times New Roman" w:eastAsia="Times New Roman"/>
           <w:b w:val="0"/>
           <w:i w:val="0"/>
           <w:sz w:val="24"/>
@@ -1304,13 +1311,14 @@
     </w:p>
     <w:p>
       <w:pPr>
-        <w:spacing w:before="0" w:after="80" w:line="276" w:lineRule="auto"/>
-        <w:ind w:left="340"/>
+        <w:keepNext w:val="0"/>
+        <w:spacing w:before="0" w:after="60" w:line="276" w:lineRule="auto"/>
+        <w:ind w:firstLine="0" w:left="567"/>
         <w:jc w:val="both"/>
       </w:pPr>
       <w:r>
         <w:rPr>
-          <w:rFonts w:ascii="Times New Roman" w:hAnsi="Times New Roman" w:cs="Times New Roman" w:eastAsia="Times New Roman"/>
+          <w:rFonts w:ascii="Times New Roman" w:hAnsi="Times New Roman" w:eastAsia="Times New Roman"/>
           <w:b w:val="0"/>
           <w:i w:val="0"/>
           <w:sz w:val="24"/>
@@ -1320,13 +1328,14 @@
     </w:p>
     <w:p>
       <w:pPr>
-        <w:spacing w:before="0" w:after="80" w:line="276" w:lineRule="auto"/>
-        <w:ind w:left="340"/>
+        <w:keepNext w:val="0"/>
+        <w:spacing w:before="0" w:after="60" w:line="276" w:lineRule="auto"/>
+        <w:ind w:firstLine="0" w:left="567"/>
         <w:jc w:val="both"/>
       </w:pPr>
       <w:r>
         <w:rPr>
-          <w:rFonts w:ascii="Times New Roman" w:hAnsi="Times New Roman" w:cs="Times New Roman" w:eastAsia="Times New Roman"/>
+          <w:rFonts w:ascii="Times New Roman" w:hAnsi="Times New Roman" w:eastAsia="Times New Roman"/>
           <w:b w:val="0"/>
           <w:i w:val="0"/>
           <w:sz w:val="24"/>
@@ -1336,13 +1345,14 @@
     </w:p>
     <w:p>
       <w:pPr>
-        <w:spacing w:before="0" w:after="80" w:line="276" w:lineRule="auto"/>
-        <w:ind w:left="340"/>
+        <w:keepNext w:val="0"/>
+        <w:spacing w:before="0" w:after="60" w:line="276" w:lineRule="auto"/>
+        <w:ind w:firstLine="0" w:left="567"/>
         <w:jc w:val="both"/>
       </w:pPr>
       <w:r>
         <w:rPr>
-          <w:rFonts w:ascii="Times New Roman" w:hAnsi="Times New Roman" w:cs="Times New Roman" w:eastAsia="Times New Roman"/>
+          <w:rFonts w:ascii="Times New Roman" w:hAnsi="Times New Roman" w:eastAsia="Times New Roman"/>
           <w:b w:val="0"/>
           <w:i w:val="0"/>
           <w:sz w:val="24"/>
@@ -1352,13 +1362,14 @@
     </w:p>
     <w:p>
       <w:pPr>
-        <w:spacing w:before="0" w:after="80" w:line="276" w:lineRule="auto"/>
-        <w:ind w:left="340"/>
+        <w:keepNext w:val="0"/>
+        <w:spacing w:before="0" w:after="60" w:line="276" w:lineRule="auto"/>
+        <w:ind w:firstLine="0" w:left="567"/>
         <w:jc w:val="both"/>
       </w:pPr>
       <w:r>
         <w:rPr>
-          <w:rFonts w:ascii="Times New Roman" w:hAnsi="Times New Roman" w:cs="Times New Roman" w:eastAsia="Times New Roman"/>
+          <w:rFonts w:ascii="Times New Roman" w:hAnsi="Times New Roman" w:eastAsia="Times New Roman"/>
           <w:b w:val="0"/>
           <w:i w:val="0"/>
           <w:sz w:val="24"/>
@@ -1368,13 +1379,14 @@
     </w:p>
     <w:p>
       <w:pPr>
-        <w:spacing w:before="0" w:after="80" w:line="276" w:lineRule="auto"/>
-        <w:ind w:left="340"/>
+        <w:keepNext w:val="0"/>
+        <w:spacing w:before="0" w:after="60" w:line="276" w:lineRule="auto"/>
+        <w:ind w:firstLine="0" w:left="567"/>
         <w:jc w:val="both"/>
       </w:pPr>
       <w:r>
         <w:rPr>
-          <w:rFonts w:ascii="Times New Roman" w:hAnsi="Times New Roman" w:cs="Times New Roman" w:eastAsia="Times New Roman"/>
+          <w:rFonts w:ascii="Times New Roman" w:hAnsi="Times New Roman" w:eastAsia="Times New Roman"/>
           <w:b w:val="0"/>
           <w:i w:val="0"/>
           <w:sz w:val="24"/>

--- a/AntiGubrnator/03. Запрос Сената о проверке конституционности Указа № 81.docx
+++ b/AntiGubrnator/03. Запрос Сената о проверке конституционности Указа № 81.docx
@@ -931,7 +931,7 @@
           <w:b w:val="0"/>
           <w:i w:val="0"/>
         </w:rPr>
-        <w:t xml:space="preserve"> Смысл задан конструкцией нормы: надзор ведётся за сотрудниками «своего правоохранительного органа», то есть того же, в котором состоит сотрудник IAD, — следовательно, «свой департамент» обозначает один и тот же департамент. Отдел IAD урегулирован уставами LSPD (раздел Internal Affairs Division) и LSCSD (п. 10.1).</w:t>
+        <w:t xml:space="preserve"> Смысл задан конструкцией нормы: надзор ведётся за сотрудниками «своего правоохранительного органа», то есть того же, в котором состоит сотрудник IAD, — следовательно, «свой департамент» обозначает один и тот же департамент. Отдел IAD урегулирован уставами: LSPD — ст. 7 ч. 1 п. «г», ст. 40–41, ст. 49; LSCSD — п. 10.1.</w:t>
       </w:r>
     </w:p>
     <w:p>
@@ -954,7 +954,7 @@
           <w:b w:val="0"/>
           <w:i w:val="0"/>
         </w:rPr>
-        <w:t xml:space="preserve"> Пункт «м» не конкурирует с п. «ж» ч. 1 ст. 18: п. «ж» — надзор IB (подразделение Федерального Расследовательского Бюро) за региональными правоохранительными органами; п. «м» — внутренний надзор в своём департаменте. Оба пункта ограничивают участие одним сотрудником; ни одна норма не запрещает применение другой.</w:t>
+        <w:t xml:space="preserve"> Пункт «м» не конкурирует с п. «ж» ч. 1 ст. 18. IB — подразделение внутренних расследований ФРБ (ст. 28 Закона о региональных правоохранительных органах), IAD — подразделение департамента, ограниченное его территорией и его сотрудниками. Совпадение предмета надзора не означает противоречия норм: ни один пункт не запрещает применение другого, оба допускают одновременное участие. Параллельный надзор прокурора и IB устроен так же. Избыточность параллельного надзора — вопрос законодательной политики, а не коллизия.</w:t>
       </w:r>
     </w:p>
     <w:p>
@@ -1374,7 +1374,7 @@
           <w:i w:val="0"/>
           <w:sz w:val="24"/>
         </w:rPr>
-        <w:t>8. Выписки из уставов LSPD и LSCSD; ст. 28 Закона о региональных правоохранительных органах.</w:t>
+        <w:t>8. Выписки из уставов: LSPD — ст. 7 ч. 1 п. «г», ст. 49; LSCSD — п. 10.1; ст. 28 Закона о региональных правоохранительных органах.</w:t>
       </w:r>
     </w:p>
     <w:p>
